--- a/Matrice_RACI_SAE_3.02.docx
+++ b/Matrice_RACI_SAE_3.02.docx
@@ -265,6 +265,13 @@
                 <w:lang w:val="fr-FR"/>
               </w:rPr>
             </w:pPr>
+            <w:r>
+              <w:rPr>
+                <w:sz w:val="22"/>
+                <w:lang w:val="fr-FR"/>
+              </w:rPr>
+              <w:t>Anas, Adam, Ainul</w:t>
+            </w:r>
           </w:p>
         </w:tc>
         <w:tc>
@@ -279,6 +286,13 @@
                 <w:lang w:val="fr-FR"/>
               </w:rPr>
             </w:pPr>
+            <w:r>
+              <w:rPr>
+                <w:sz w:val="22"/>
+                <w:lang w:val="fr-FR"/>
+              </w:rPr>
+              <w:t>Anas</w:t>
+            </w:r>
           </w:p>
         </w:tc>
         <w:tc>
@@ -391,6 +405,13 @@
                 <w:sz w:val="22"/>
               </w:rPr>
             </w:pPr>
+            <w:r>
+              <w:rPr>
+                <w:sz w:val="22"/>
+                <w:lang w:val="fr-FR"/>
+              </w:rPr>
+              <w:t>Anas, Ainul</w:t>
+            </w:r>
           </w:p>
         </w:tc>
         <w:tc>
@@ -404,6 +425,13 @@
                 <w:sz w:val="22"/>
               </w:rPr>
             </w:pPr>
+            <w:r>
+              <w:rPr>
+                <w:sz w:val="22"/>
+                <w:lang w:val="fr-FR"/>
+              </w:rPr>
+              <w:t>Anas</w:t>
+            </w:r>
           </w:p>
         </w:tc>
         <w:tc>
@@ -417,6 +445,13 @@
                 <w:sz w:val="22"/>
               </w:rPr>
             </w:pPr>
+            <w:r>
+              <w:rPr>
+                <w:sz w:val="22"/>
+                <w:lang w:val="fr-FR"/>
+              </w:rPr>
+              <w:t>Adam</w:t>
+            </w:r>
           </w:p>
         </w:tc>
         <w:tc>
@@ -486,6 +521,13 @@
                 <w:lang w:val="fr-FR"/>
               </w:rPr>
             </w:pPr>
+            <w:r>
+              <w:rPr>
+                <w:sz w:val="22"/>
+                <w:lang w:val="fr-FR"/>
+              </w:rPr>
+              <w:t>Anas</w:t>
+            </w:r>
           </w:p>
         </w:tc>
         <w:tc>
@@ -500,6 +542,13 @@
                 <w:lang w:val="fr-FR"/>
               </w:rPr>
             </w:pPr>
+            <w:r>
+              <w:rPr>
+                <w:sz w:val="22"/>
+                <w:lang w:val="fr-FR"/>
+              </w:rPr>
+              <w:t>Anas</w:t>
+            </w:r>
           </w:p>
         </w:tc>
         <w:tc>
@@ -514,6 +563,13 @@
                 <w:lang w:val="fr-FR"/>
               </w:rPr>
             </w:pPr>
+            <w:r>
+              <w:rPr>
+                <w:sz w:val="22"/>
+                <w:lang w:val="fr-FR"/>
+              </w:rPr>
+              <w:t>Adam, Ainul</w:t>
+            </w:r>
           </w:p>
         </w:tc>
         <w:tc>
@@ -585,6 +641,13 @@
                 <w:lang w:val="fr-FR"/>
               </w:rPr>
             </w:pPr>
+            <w:r>
+              <w:rPr>
+                <w:sz w:val="22"/>
+                <w:lang w:val="fr-FR"/>
+              </w:rPr>
+              <w:t>Adam</w:t>
+            </w:r>
           </w:p>
         </w:tc>
         <w:tc>
@@ -599,6 +662,13 @@
                 <w:lang w:val="fr-FR"/>
               </w:rPr>
             </w:pPr>
+            <w:r>
+              <w:rPr>
+                <w:sz w:val="22"/>
+                <w:lang w:val="fr-FR"/>
+              </w:rPr>
+              <w:t>Adam</w:t>
+            </w:r>
           </w:p>
         </w:tc>
         <w:tc>
@@ -613,6 +683,13 @@
                 <w:lang w:val="fr-FR"/>
               </w:rPr>
             </w:pPr>
+            <w:r>
+              <w:rPr>
+                <w:sz w:val="22"/>
+                <w:lang w:val="fr-FR"/>
+              </w:rPr>
+              <w:t>Anas, Ainul</w:t>
+            </w:r>
           </w:p>
         </w:tc>
         <w:tc>
@@ -684,6 +761,13 @@
                 <w:lang w:val="fr-FR"/>
               </w:rPr>
             </w:pPr>
+            <w:r>
+              <w:rPr>
+                <w:sz w:val="22"/>
+                <w:lang w:val="fr-FR"/>
+              </w:rPr>
+              <w:t>Ainul</w:t>
+            </w:r>
           </w:p>
         </w:tc>
         <w:tc>
@@ -698,6 +782,13 @@
                 <w:lang w:val="fr-FR"/>
               </w:rPr>
             </w:pPr>
+            <w:r>
+              <w:rPr>
+                <w:sz w:val="22"/>
+                <w:lang w:val="fr-FR"/>
+              </w:rPr>
+              <w:t>Adam</w:t>
+            </w:r>
           </w:p>
         </w:tc>
         <w:tc>
@@ -712,6 +803,13 @@
                 <w:lang w:val="fr-FR"/>
               </w:rPr>
             </w:pPr>
+            <w:r>
+              <w:rPr>
+                <w:sz w:val="22"/>
+                <w:lang w:val="fr-FR"/>
+              </w:rPr>
+              <w:t>Anas</w:t>
+            </w:r>
           </w:p>
         </w:tc>
         <w:tc>
@@ -789,6 +887,13 @@
                 <w:lang w:val="fr-FR"/>
               </w:rPr>
             </w:pPr>
+            <w:r>
+              <w:rPr>
+                <w:sz w:val="22"/>
+                <w:lang w:val="fr-FR"/>
+              </w:rPr>
+              <w:t>Ainul</w:t>
+            </w:r>
           </w:p>
         </w:tc>
         <w:tc>
@@ -803,6 +908,13 @@
                 <w:lang w:val="fr-FR"/>
               </w:rPr>
             </w:pPr>
+            <w:r>
+              <w:rPr>
+                <w:sz w:val="22"/>
+                <w:lang w:val="fr-FR"/>
+              </w:rPr>
+              <w:t>Ainul</w:t>
+            </w:r>
           </w:p>
         </w:tc>
         <w:tc>
@@ -817,6 +929,13 @@
                 <w:lang w:val="fr-FR"/>
               </w:rPr>
             </w:pPr>
+            <w:r>
+              <w:rPr>
+                <w:sz w:val="22"/>
+                <w:lang w:val="fr-FR"/>
+              </w:rPr>
+              <w:t>Anas, Adam</w:t>
+            </w:r>
           </w:p>
         </w:tc>
         <w:tc>
@@ -888,6 +1007,13 @@
                 <w:lang w:val="fr-FR"/>
               </w:rPr>
             </w:pPr>
+            <w:r>
+              <w:rPr>
+                <w:sz w:val="22"/>
+                <w:lang w:val="fr-FR"/>
+              </w:rPr>
+              <w:t>Ainul</w:t>
+            </w:r>
           </w:p>
         </w:tc>
         <w:tc>
@@ -902,6 +1028,13 @@
                 <w:lang w:val="fr-FR"/>
               </w:rPr>
             </w:pPr>
+            <w:r>
+              <w:rPr>
+                <w:sz w:val="22"/>
+                <w:lang w:val="fr-FR"/>
+              </w:rPr>
+              <w:t>Ainul</w:t>
+            </w:r>
           </w:p>
         </w:tc>
         <w:tc>
@@ -916,6 +1049,13 @@
                 <w:lang w:val="fr-FR"/>
               </w:rPr>
             </w:pPr>
+            <w:r>
+              <w:rPr>
+                <w:sz w:val="22"/>
+                <w:lang w:val="fr-FR"/>
+              </w:rPr>
+              <w:t>Anas</w:t>
+            </w:r>
           </w:p>
         </w:tc>
         <w:tc>
@@ -930,6 +1070,13 @@
                 <w:lang w:val="fr-FR"/>
               </w:rPr>
             </w:pPr>
+            <w:r>
+              <w:rPr>
+                <w:sz w:val="22"/>
+                <w:lang w:val="fr-FR"/>
+              </w:rPr>
+              <w:t>Adam</w:t>
+            </w:r>
           </w:p>
         </w:tc>
       </w:tr>
@@ -987,6 +1134,13 @@
                 <w:lang w:val="fr-FR"/>
               </w:rPr>
             </w:pPr>
+            <w:r>
+              <w:rPr>
+                <w:sz w:val="22"/>
+                <w:lang w:val="fr-FR"/>
+              </w:rPr>
+              <w:t>Anas</w:t>
+            </w:r>
           </w:p>
         </w:tc>
         <w:tc>
@@ -1001,6 +1155,13 @@
                 <w:lang w:val="fr-FR"/>
               </w:rPr>
             </w:pPr>
+            <w:r>
+              <w:rPr>
+                <w:sz w:val="22"/>
+                <w:lang w:val="fr-FR"/>
+              </w:rPr>
+              <w:t>Ainul</w:t>
+            </w:r>
           </w:p>
         </w:tc>
         <w:tc>
@@ -1029,6 +1190,13 @@
                 <w:lang w:val="fr-FR"/>
               </w:rPr>
             </w:pPr>
+            <w:r>
+              <w:rPr>
+                <w:sz w:val="22"/>
+                <w:lang w:val="fr-FR"/>
+              </w:rPr>
+              <w:t>Adam</w:t>
+            </w:r>
           </w:p>
         </w:tc>
       </w:tr>
@@ -1086,6 +1254,13 @@
                 <w:lang w:val="fr-FR"/>
               </w:rPr>
             </w:pPr>
+            <w:r>
+              <w:rPr>
+                <w:sz w:val="22"/>
+                <w:lang w:val="fr-FR"/>
+              </w:rPr>
+              <w:t>Anas</w:t>
+            </w:r>
           </w:p>
         </w:tc>
         <w:tc>
@@ -1100,6 +1275,13 @@
                 <w:lang w:val="fr-FR"/>
               </w:rPr>
             </w:pPr>
+            <w:r>
+              <w:rPr>
+                <w:sz w:val="22"/>
+                <w:lang w:val="fr-FR"/>
+              </w:rPr>
+              <w:t>Ainul</w:t>
+            </w:r>
           </w:p>
         </w:tc>
         <w:tc>
@@ -1128,6 +1310,13 @@
                 <w:lang w:val="fr-FR"/>
               </w:rPr>
             </w:pPr>
+            <w:r>
+              <w:rPr>
+                <w:sz w:val="22"/>
+                <w:lang w:val="fr-FR"/>
+              </w:rPr>
+              <w:t>Adam</w:t>
+            </w:r>
           </w:p>
         </w:tc>
       </w:tr>
@@ -1185,6 +1374,13 @@
                 <w:lang w:val="fr-FR"/>
               </w:rPr>
             </w:pPr>
+            <w:r>
+              <w:rPr>
+                <w:sz w:val="22"/>
+                <w:lang w:val="fr-FR"/>
+              </w:rPr>
+              <w:t>Ainul</w:t>
+            </w:r>
           </w:p>
         </w:tc>
         <w:tc>
@@ -1199,6 +1395,13 @@
                 <w:lang w:val="fr-FR"/>
               </w:rPr>
             </w:pPr>
+            <w:r>
+              <w:rPr>
+                <w:sz w:val="22"/>
+                <w:lang w:val="fr-FR"/>
+              </w:rPr>
+              <w:t>Ainul</w:t>
+            </w:r>
           </w:p>
         </w:tc>
         <w:tc>
@@ -1213,6 +1416,13 @@
                 <w:lang w:val="fr-FR"/>
               </w:rPr>
             </w:pPr>
+            <w:r>
+              <w:rPr>
+                <w:sz w:val="22"/>
+                <w:lang w:val="fr-FR"/>
+              </w:rPr>
+              <w:t>Adam</w:t>
+            </w:r>
           </w:p>
         </w:tc>
         <w:tc>
@@ -1227,6 +1437,13 @@
                 <w:lang w:val="fr-FR"/>
               </w:rPr>
             </w:pPr>
+            <w:r>
+              <w:rPr>
+                <w:sz w:val="22"/>
+                <w:lang w:val="fr-FR"/>
+              </w:rPr>
+              <w:t>Anas</w:t>
+            </w:r>
           </w:p>
         </w:tc>
       </w:tr>
@@ -1284,6 +1501,13 @@
                 <w:lang w:val="fr-FR"/>
               </w:rPr>
             </w:pPr>
+            <w:r>
+              <w:rPr>
+                <w:sz w:val="22"/>
+                <w:lang w:val="fr-FR"/>
+              </w:rPr>
+              <w:t>Ainul, Anas</w:t>
+            </w:r>
           </w:p>
         </w:tc>
         <w:tc>
@@ -1298,6 +1522,13 @@
                 <w:lang w:val="fr-FR"/>
               </w:rPr>
             </w:pPr>
+            <w:r>
+              <w:rPr>
+                <w:sz w:val="22"/>
+                <w:lang w:val="fr-FR"/>
+              </w:rPr>
+              <w:t>Ainul</w:t>
+            </w:r>
           </w:p>
         </w:tc>
         <w:tc>
@@ -1326,6 +1557,13 @@
                 <w:lang w:val="fr-FR"/>
               </w:rPr>
             </w:pPr>
+            <w:r>
+              <w:rPr>
+                <w:sz w:val="22"/>
+                <w:lang w:val="fr-FR"/>
+              </w:rPr>
+              <w:t>Adam</w:t>
+            </w:r>
           </w:p>
         </w:tc>
       </w:tr>
@@ -1383,6 +1621,13 @@
                 <w:lang w:val="fr-FR"/>
               </w:rPr>
             </w:pPr>
+            <w:r>
+              <w:rPr>
+                <w:sz w:val="22"/>
+                <w:lang w:val="fr-FR"/>
+              </w:rPr>
+              <w:t>Ainul</w:t>
+            </w:r>
           </w:p>
         </w:tc>
         <w:tc>
@@ -1397,6 +1642,13 @@
                 <w:lang w:val="fr-FR"/>
               </w:rPr>
             </w:pPr>
+            <w:r>
+              <w:rPr>
+                <w:sz w:val="22"/>
+                <w:lang w:val="fr-FR"/>
+              </w:rPr>
+              <w:t>Ainul</w:t>
+            </w:r>
           </w:p>
         </w:tc>
         <w:tc>
@@ -1411,6 +1663,13 @@
                 <w:lang w:val="fr-FR"/>
               </w:rPr>
             </w:pPr>
+            <w:r>
+              <w:rPr>
+                <w:sz w:val="22"/>
+                <w:lang w:val="fr-FR"/>
+              </w:rPr>
+              <w:t>Adam</w:t>
+            </w:r>
           </w:p>
         </w:tc>
         <w:tc>
@@ -1425,6 +1684,13 @@
                 <w:lang w:val="fr-FR"/>
               </w:rPr>
             </w:pPr>
+            <w:r>
+              <w:rPr>
+                <w:sz w:val="22"/>
+                <w:lang w:val="fr-FR"/>
+              </w:rPr>
+              <w:t>Anas</w:t>
+            </w:r>
           </w:p>
         </w:tc>
       </w:tr>
@@ -1482,6 +1748,13 @@
                 <w:lang w:val="fr-FR"/>
               </w:rPr>
             </w:pPr>
+            <w:r>
+              <w:rPr>
+                <w:sz w:val="22"/>
+                <w:lang w:val="fr-FR"/>
+              </w:rPr>
+              <w:t>Ainul</w:t>
+            </w:r>
           </w:p>
         </w:tc>
         <w:tc>
@@ -1496,6 +1769,13 @@
                 <w:lang w:val="fr-FR"/>
               </w:rPr>
             </w:pPr>
+            <w:r>
+              <w:rPr>
+                <w:sz w:val="22"/>
+                <w:lang w:val="fr-FR"/>
+              </w:rPr>
+              <w:t>Ainul</w:t>
+            </w:r>
           </w:p>
         </w:tc>
         <w:tc>
@@ -1510,6 +1790,13 @@
                 <w:lang w:val="fr-FR"/>
               </w:rPr>
             </w:pPr>
+            <w:r>
+              <w:rPr>
+                <w:sz w:val="22"/>
+                <w:lang w:val="fr-FR"/>
+              </w:rPr>
+              <w:t>Adam</w:t>
+            </w:r>
           </w:p>
         </w:tc>
         <w:tc>
@@ -1524,6 +1811,13 @@
                 <w:lang w:val="fr-FR"/>
               </w:rPr>
             </w:pPr>
+            <w:r>
+              <w:rPr>
+                <w:sz w:val="22"/>
+                <w:lang w:val="fr-FR"/>
+              </w:rPr>
+              <w:t>Anas</w:t>
+            </w:r>
           </w:p>
         </w:tc>
       </w:tr>
@@ -1596,6 +1890,13 @@
                 <w:lang w:val="fr-FR"/>
               </w:rPr>
             </w:pPr>
+            <w:r>
+              <w:rPr>
+                <w:sz w:val="22"/>
+                <w:lang w:val="fr-FR"/>
+              </w:rPr>
+              <w:t>Anas</w:t>
+            </w:r>
           </w:p>
         </w:tc>
         <w:tc>
@@ -1610,6 +1911,13 @@
                 <w:lang w:val="fr-FR"/>
               </w:rPr>
             </w:pPr>
+            <w:r>
+              <w:rPr>
+                <w:sz w:val="22"/>
+                <w:lang w:val="fr-FR"/>
+              </w:rPr>
+              <w:t>Anas</w:t>
+            </w:r>
           </w:p>
         </w:tc>
         <w:tc>
@@ -1624,6 +1932,13 @@
                 <w:lang w:val="fr-FR"/>
               </w:rPr>
             </w:pPr>
+            <w:r>
+              <w:rPr>
+                <w:sz w:val="22"/>
+                <w:lang w:val="fr-FR"/>
+              </w:rPr>
+              <w:t>Adam, Ainul</w:t>
+            </w:r>
           </w:p>
         </w:tc>
         <w:tc>
@@ -1695,6 +2010,13 @@
                 <w:lang w:val="fr-FR"/>
               </w:rPr>
             </w:pPr>
+            <w:r>
+              <w:rPr>
+                <w:sz w:val="22"/>
+                <w:lang w:val="fr-FR"/>
+              </w:rPr>
+              <w:t>Anas</w:t>
+            </w:r>
           </w:p>
         </w:tc>
         <w:tc>
@@ -1709,6 +2031,13 @@
                 <w:lang w:val="fr-FR"/>
               </w:rPr>
             </w:pPr>
+            <w:r>
+              <w:rPr>
+                <w:sz w:val="22"/>
+                <w:lang w:val="fr-FR"/>
+              </w:rPr>
+              <w:t>Anas</w:t>
+            </w:r>
           </w:p>
         </w:tc>
         <w:tc>
@@ -1723,6 +2052,13 @@
                 <w:lang w:val="fr-FR"/>
               </w:rPr>
             </w:pPr>
+            <w:r>
+              <w:rPr>
+                <w:sz w:val="22"/>
+                <w:lang w:val="fr-FR"/>
+              </w:rPr>
+              <w:t>Ainul, Adam</w:t>
+            </w:r>
           </w:p>
         </w:tc>
         <w:tc>
@@ -1794,6 +2130,13 @@
                 <w:lang w:val="fr-FR"/>
               </w:rPr>
             </w:pPr>
+            <w:r>
+              <w:rPr>
+                <w:sz w:val="22"/>
+                <w:lang w:val="fr-FR"/>
+              </w:rPr>
+              <w:t>Anas</w:t>
+            </w:r>
           </w:p>
         </w:tc>
         <w:tc>
@@ -1808,6 +2151,13 @@
                 <w:lang w:val="fr-FR"/>
               </w:rPr>
             </w:pPr>
+            <w:r>
+              <w:rPr>
+                <w:sz w:val="22"/>
+                <w:lang w:val="fr-FR"/>
+              </w:rPr>
+              <w:t>Anas</w:t>
+            </w:r>
           </w:p>
         </w:tc>
         <w:tc>
@@ -1836,6 +2186,13 @@
                 <w:lang w:val="fr-FR"/>
               </w:rPr>
             </w:pPr>
+            <w:r>
+              <w:rPr>
+                <w:sz w:val="22"/>
+                <w:lang w:val="fr-FR"/>
+              </w:rPr>
+              <w:t>Adam, Ainul</w:t>
+            </w:r>
           </w:p>
         </w:tc>
       </w:tr>
@@ -1893,6 +2250,13 @@
                 <w:lang w:val="fr-FR"/>
               </w:rPr>
             </w:pPr>
+            <w:r>
+              <w:rPr>
+                <w:sz w:val="22"/>
+                <w:lang w:val="fr-FR"/>
+              </w:rPr>
+              <w:t>Ainul</w:t>
+            </w:r>
           </w:p>
         </w:tc>
         <w:tc>
@@ -1907,6 +2271,13 @@
                 <w:lang w:val="fr-FR"/>
               </w:rPr>
             </w:pPr>
+            <w:r>
+              <w:rPr>
+                <w:sz w:val="22"/>
+                <w:lang w:val="fr-FR"/>
+              </w:rPr>
+              <w:t>Anas</w:t>
+            </w:r>
           </w:p>
         </w:tc>
         <w:tc>
@@ -1921,6 +2292,13 @@
                 <w:lang w:val="fr-FR"/>
               </w:rPr>
             </w:pPr>
+            <w:r>
+              <w:rPr>
+                <w:sz w:val="22"/>
+                <w:lang w:val="fr-FR"/>
+              </w:rPr>
+              <w:t>Adam</w:t>
+            </w:r>
           </w:p>
         </w:tc>
         <w:tc>
@@ -1992,6 +2370,13 @@
                 <w:lang w:val="fr-FR"/>
               </w:rPr>
             </w:pPr>
+            <w:r>
+              <w:rPr>
+                <w:sz w:val="22"/>
+                <w:lang w:val="fr-FR"/>
+              </w:rPr>
+              <w:t>Anas</w:t>
+            </w:r>
           </w:p>
         </w:tc>
         <w:tc>
@@ -2006,6 +2391,13 @@
                 <w:lang w:val="fr-FR"/>
               </w:rPr>
             </w:pPr>
+            <w:r>
+              <w:rPr>
+                <w:sz w:val="22"/>
+                <w:lang w:val="fr-FR"/>
+              </w:rPr>
+              <w:t>Anas</w:t>
+            </w:r>
           </w:p>
         </w:tc>
         <w:tc>
@@ -2020,6 +2412,13 @@
                 <w:lang w:val="fr-FR"/>
               </w:rPr>
             </w:pPr>
+            <w:r>
+              <w:rPr>
+                <w:sz w:val="22"/>
+                <w:lang w:val="fr-FR"/>
+              </w:rPr>
+              <w:t>Ainul</w:t>
+            </w:r>
           </w:p>
         </w:tc>
         <w:tc>
@@ -2034,6 +2433,13 @@
                 <w:lang w:val="fr-FR"/>
               </w:rPr>
             </w:pPr>
+            <w:r>
+              <w:rPr>
+                <w:sz w:val="22"/>
+                <w:lang w:val="fr-FR"/>
+              </w:rPr>
+              <w:t>Adam</w:t>
+            </w:r>
           </w:p>
         </w:tc>
       </w:tr>
@@ -2097,6 +2503,13 @@
                 <w:lang w:val="fr-FR"/>
               </w:rPr>
             </w:pPr>
+            <w:r>
+              <w:rPr>
+                <w:sz w:val="22"/>
+                <w:lang w:val="fr-FR"/>
+              </w:rPr>
+              <w:t>Adam</w:t>
+            </w:r>
           </w:p>
         </w:tc>
         <w:tc>
@@ -2111,6 +2524,13 @@
                 <w:lang w:val="fr-FR"/>
               </w:rPr>
             </w:pPr>
+            <w:r>
+              <w:rPr>
+                <w:sz w:val="22"/>
+                <w:lang w:val="fr-FR"/>
+              </w:rPr>
+              <w:t>Adam</w:t>
+            </w:r>
           </w:p>
         </w:tc>
         <w:tc>
@@ -2125,6 +2545,13 @@
                 <w:lang w:val="fr-FR"/>
               </w:rPr>
             </w:pPr>
+            <w:r>
+              <w:rPr>
+                <w:sz w:val="22"/>
+                <w:lang w:val="fr-FR"/>
+              </w:rPr>
+              <w:t>Anas, Ainul</w:t>
+            </w:r>
           </w:p>
         </w:tc>
         <w:tc>
@@ -2196,6 +2623,13 @@
                 <w:lang w:val="fr-FR"/>
               </w:rPr>
             </w:pPr>
+            <w:r>
+              <w:rPr>
+                <w:sz w:val="22"/>
+                <w:lang w:val="fr-FR"/>
+              </w:rPr>
+              <w:t>Adam</w:t>
+            </w:r>
           </w:p>
         </w:tc>
         <w:tc>
@@ -2210,6 +2644,13 @@
                 <w:lang w:val="fr-FR"/>
               </w:rPr>
             </w:pPr>
+            <w:r>
+              <w:rPr>
+                <w:sz w:val="22"/>
+                <w:lang w:val="fr-FR"/>
+              </w:rPr>
+              <w:t>Adam</w:t>
+            </w:r>
           </w:p>
         </w:tc>
         <w:tc>
@@ -2224,6 +2665,13 @@
                 <w:lang w:val="fr-FR"/>
               </w:rPr>
             </w:pPr>
+            <w:r>
+              <w:rPr>
+                <w:sz w:val="22"/>
+                <w:lang w:val="fr-FR"/>
+              </w:rPr>
+              <w:t>Ainul</w:t>
+            </w:r>
           </w:p>
         </w:tc>
         <w:tc>
@@ -2238,6 +2686,13 @@
                 <w:lang w:val="fr-FR"/>
               </w:rPr>
             </w:pPr>
+            <w:r>
+              <w:rPr>
+                <w:sz w:val="22"/>
+                <w:lang w:val="fr-FR"/>
+              </w:rPr>
+              <w:t>Anas</w:t>
+            </w:r>
           </w:p>
         </w:tc>
       </w:tr>
@@ -2295,6 +2750,13 @@
                 <w:lang w:val="fr-FR"/>
               </w:rPr>
             </w:pPr>
+            <w:r>
+              <w:rPr>
+                <w:sz w:val="22"/>
+                <w:lang w:val="fr-FR"/>
+              </w:rPr>
+              <w:t>Adam</w:t>
+            </w:r>
           </w:p>
         </w:tc>
         <w:tc>
@@ -2309,6 +2771,13 @@
                 <w:lang w:val="fr-FR"/>
               </w:rPr>
             </w:pPr>
+            <w:r>
+              <w:rPr>
+                <w:sz w:val="22"/>
+                <w:lang w:val="fr-FR"/>
+              </w:rPr>
+              <w:t>Adam</w:t>
+            </w:r>
           </w:p>
         </w:tc>
         <w:tc>
@@ -2323,6 +2792,13 @@
                 <w:lang w:val="fr-FR"/>
               </w:rPr>
             </w:pPr>
+            <w:r>
+              <w:rPr>
+                <w:sz w:val="22"/>
+                <w:lang w:val="fr-FR"/>
+              </w:rPr>
+              <w:t>Anas</w:t>
+            </w:r>
           </w:p>
         </w:tc>
         <w:tc>
@@ -2337,6 +2813,13 @@
                 <w:lang w:val="fr-FR"/>
               </w:rPr>
             </w:pPr>
+            <w:r>
+              <w:rPr>
+                <w:sz w:val="22"/>
+                <w:lang w:val="fr-FR"/>
+              </w:rPr>
+              <w:t>Ainul</w:t>
+            </w:r>
           </w:p>
         </w:tc>
       </w:tr>
@@ -2394,6 +2877,13 @@
                 <w:lang w:val="fr-FR"/>
               </w:rPr>
             </w:pPr>
+            <w:r>
+              <w:rPr>
+                <w:sz w:val="22"/>
+                <w:lang w:val="fr-FR"/>
+              </w:rPr>
+              <w:t>Adam</w:t>
+            </w:r>
           </w:p>
         </w:tc>
         <w:tc>
@@ -2408,6 +2898,13 @@
                 <w:lang w:val="fr-FR"/>
               </w:rPr>
             </w:pPr>
+            <w:r>
+              <w:rPr>
+                <w:sz w:val="22"/>
+                <w:lang w:val="fr-FR"/>
+              </w:rPr>
+              <w:t>Adam</w:t>
+            </w:r>
           </w:p>
         </w:tc>
         <w:tc>
@@ -2422,6 +2919,13 @@
                 <w:lang w:val="fr-FR"/>
               </w:rPr>
             </w:pPr>
+            <w:r>
+              <w:rPr>
+                <w:sz w:val="22"/>
+                <w:lang w:val="fr-FR"/>
+              </w:rPr>
+              <w:t>Ainul</w:t>
+            </w:r>
           </w:p>
         </w:tc>
         <w:tc>
@@ -2436,6 +2940,13 @@
                 <w:lang w:val="fr-FR"/>
               </w:rPr>
             </w:pPr>
+            <w:r>
+              <w:rPr>
+                <w:sz w:val="22"/>
+                <w:lang w:val="fr-FR"/>
+              </w:rPr>
+              <w:t>Anas</w:t>
+            </w:r>
           </w:p>
         </w:tc>
       </w:tr>
@@ -2512,6 +3023,13 @@
                 <w:sz w:val="22"/>
               </w:rPr>
             </w:pPr>
+            <w:r>
+              <w:rPr>
+                <w:sz w:val="22"/>
+                <w:lang w:val="fr-FR"/>
+              </w:rPr>
+              <w:t>Adam</w:t>
+            </w:r>
           </w:p>
         </w:tc>
         <w:tc>
@@ -2525,6 +3043,13 @@
                 <w:sz w:val="22"/>
               </w:rPr>
             </w:pPr>
+            <w:r>
+              <w:rPr>
+                <w:sz w:val="22"/>
+                <w:lang w:val="fr-FR"/>
+              </w:rPr>
+              <w:t>Adam</w:t>
+            </w:r>
           </w:p>
         </w:tc>
         <w:tc>
@@ -2538,6 +3063,13 @@
                 <w:sz w:val="22"/>
               </w:rPr>
             </w:pPr>
+            <w:r>
+              <w:rPr>
+                <w:sz w:val="22"/>
+                <w:lang w:val="fr-FR"/>
+              </w:rPr>
+              <w:t>Ainul</w:t>
+            </w:r>
           </w:p>
         </w:tc>
         <w:tc>
@@ -2551,6 +3083,13 @@
                 <w:sz w:val="22"/>
               </w:rPr>
             </w:pPr>
+            <w:r>
+              <w:rPr>
+                <w:sz w:val="22"/>
+                <w:lang w:val="fr-FR"/>
+              </w:rPr>
+              <w:t>Anas</w:t>
+            </w:r>
           </w:p>
         </w:tc>
       </w:tr>
@@ -2623,6 +3162,13 @@
                 <w:lang w:val="fr-FR"/>
               </w:rPr>
             </w:pPr>
+            <w:r>
+              <w:rPr>
+                <w:sz w:val="22"/>
+                <w:lang w:val="fr-FR"/>
+              </w:rPr>
+              <w:t>Anas</w:t>
+            </w:r>
           </w:p>
         </w:tc>
         <w:tc>
@@ -2637,6 +3183,13 @@
                 <w:lang w:val="fr-FR"/>
               </w:rPr>
             </w:pPr>
+            <w:r>
+              <w:rPr>
+                <w:sz w:val="22"/>
+                <w:lang w:val="fr-FR"/>
+              </w:rPr>
+              <w:t>Anas</w:t>
+            </w:r>
           </w:p>
         </w:tc>
         <w:tc>
@@ -2651,6 +3204,13 @@
                 <w:lang w:val="fr-FR"/>
               </w:rPr>
             </w:pPr>
+            <w:r>
+              <w:rPr>
+                <w:sz w:val="22"/>
+                <w:lang w:val="fr-FR"/>
+              </w:rPr>
+              <w:t>Adam</w:t>
+            </w:r>
           </w:p>
         </w:tc>
         <w:tc>
@@ -2665,6 +3225,13 @@
                 <w:lang w:val="fr-FR"/>
               </w:rPr>
             </w:pPr>
+            <w:r>
+              <w:rPr>
+                <w:sz w:val="22"/>
+                <w:lang w:val="fr-FR"/>
+              </w:rPr>
+              <w:t>Ainul</w:t>
+            </w:r>
           </w:p>
         </w:tc>
       </w:tr>
@@ -2722,6 +3289,13 @@
                 <w:lang w:val="fr-FR"/>
               </w:rPr>
             </w:pPr>
+            <w:r>
+              <w:rPr>
+                <w:sz w:val="22"/>
+                <w:lang w:val="fr-FR"/>
+              </w:rPr>
+              <w:t>Anas</w:t>
+            </w:r>
           </w:p>
         </w:tc>
         <w:tc>
@@ -2736,6 +3310,13 @@
                 <w:lang w:val="fr-FR"/>
               </w:rPr>
             </w:pPr>
+            <w:r>
+              <w:rPr>
+                <w:sz w:val="22"/>
+                <w:lang w:val="fr-FR"/>
+              </w:rPr>
+              <w:t>Anas</w:t>
+            </w:r>
           </w:p>
         </w:tc>
         <w:tc>
@@ -2750,6 +3331,13 @@
                 <w:lang w:val="fr-FR"/>
               </w:rPr>
             </w:pPr>
+            <w:r>
+              <w:rPr>
+                <w:sz w:val="22"/>
+                <w:lang w:val="fr-FR"/>
+              </w:rPr>
+              <w:t>Adam, Ainul</w:t>
+            </w:r>
           </w:p>
         </w:tc>
         <w:tc>
@@ -2821,6 +3409,13 @@
                 <w:lang w:val="fr-FR"/>
               </w:rPr>
             </w:pPr>
+            <w:r>
+              <w:rPr>
+                <w:sz w:val="22"/>
+                <w:lang w:val="fr-FR"/>
+              </w:rPr>
+              <w:t>Anas, Adam, Ainul</w:t>
+            </w:r>
           </w:p>
         </w:tc>
         <w:tc>
@@ -2835,6 +3430,13 @@
                 <w:lang w:val="fr-FR"/>
               </w:rPr>
             </w:pPr>
+            <w:r>
+              <w:rPr>
+                <w:sz w:val="22"/>
+                <w:lang w:val="fr-FR"/>
+              </w:rPr>
+              <w:t>Adam</w:t>
+            </w:r>
           </w:p>
         </w:tc>
         <w:tc>
@@ -2920,6 +3522,13 @@
                 <w:lang w:val="fr-FR"/>
               </w:rPr>
             </w:pPr>
+            <w:r>
+              <w:rPr>
+                <w:sz w:val="22"/>
+                <w:lang w:val="fr-FR"/>
+              </w:rPr>
+              <w:t>Ainul, Adam</w:t>
+            </w:r>
           </w:p>
         </w:tc>
         <w:tc>
@@ -2934,6 +3543,13 @@
                 <w:lang w:val="fr-FR"/>
               </w:rPr>
             </w:pPr>
+            <w:r>
+              <w:rPr>
+                <w:sz w:val="22"/>
+                <w:lang w:val="fr-FR"/>
+              </w:rPr>
+              <w:t>Ainul</w:t>
+            </w:r>
           </w:p>
         </w:tc>
         <w:tc>
@@ -2948,6 +3564,13 @@
                 <w:lang w:val="fr-FR"/>
               </w:rPr>
             </w:pPr>
+            <w:r>
+              <w:rPr>
+                <w:sz w:val="22"/>
+                <w:lang w:val="fr-FR"/>
+              </w:rPr>
+              <w:t>Anas</w:t>
+            </w:r>
           </w:p>
         </w:tc>
         <w:tc>
@@ -3019,6 +3642,13 @@
                 <w:lang w:val="fr-FR"/>
               </w:rPr>
             </w:pPr>
+            <w:r>
+              <w:rPr>
+                <w:sz w:val="22"/>
+                <w:lang w:val="fr-FR"/>
+              </w:rPr>
+              <w:t>Anas, Adam, Ainul</w:t>
+            </w:r>
           </w:p>
         </w:tc>
         <w:tc>
@@ -3033,6 +3663,13 @@
                 <w:lang w:val="fr-FR"/>
               </w:rPr>
             </w:pPr>
+            <w:r>
+              <w:rPr>
+                <w:sz w:val="22"/>
+                <w:lang w:val="fr-FR"/>
+              </w:rPr>
+              <w:t>Adam</w:t>
+            </w:r>
           </w:p>
         </w:tc>
         <w:tc>
@@ -3142,6 +3779,13 @@
                 <w:lang w:val="fr-FR"/>
               </w:rPr>
             </w:pPr>
+            <w:r>
+              <w:rPr>
+                <w:sz w:val="22"/>
+                <w:lang w:val="fr-FR"/>
+              </w:rPr>
+              <w:t>Anas</w:t>
+            </w:r>
           </w:p>
         </w:tc>
         <w:tc>
@@ -3156,6 +3800,13 @@
                 <w:lang w:val="fr-FR"/>
               </w:rPr>
             </w:pPr>
+            <w:r>
+              <w:rPr>
+                <w:sz w:val="22"/>
+                <w:lang w:val="fr-FR"/>
+              </w:rPr>
+              <w:t>Adam</w:t>
+            </w:r>
           </w:p>
         </w:tc>
         <w:tc>
@@ -3170,6 +3821,13 @@
                 <w:lang w:val="fr-FR"/>
               </w:rPr>
             </w:pPr>
+            <w:r>
+              <w:rPr>
+                <w:sz w:val="22"/>
+                <w:lang w:val="fr-FR"/>
+              </w:rPr>
+              <w:t>Ainul</w:t>
+            </w:r>
           </w:p>
         </w:tc>
         <w:tc>
@@ -3241,6 +3899,13 @@
                 <w:lang w:val="fr-FR"/>
               </w:rPr>
             </w:pPr>
+            <w:r>
+              <w:rPr>
+                <w:sz w:val="22"/>
+                <w:lang w:val="fr-FR"/>
+              </w:rPr>
+              <w:t>Ainul</w:t>
+            </w:r>
           </w:p>
         </w:tc>
         <w:tc>
@@ -3255,6 +3920,13 @@
                 <w:lang w:val="fr-FR"/>
               </w:rPr>
             </w:pPr>
+            <w:r>
+              <w:rPr>
+                <w:sz w:val="22"/>
+                <w:lang w:val="fr-FR"/>
+              </w:rPr>
+              <w:t>Ainul</w:t>
+            </w:r>
           </w:p>
         </w:tc>
         <w:tc>
@@ -3269,6 +3941,13 @@
                 <w:lang w:val="fr-FR"/>
               </w:rPr>
             </w:pPr>
+            <w:r>
+              <w:rPr>
+                <w:sz w:val="22"/>
+                <w:lang w:val="fr-FR"/>
+              </w:rPr>
+              <w:t>Anas, Adam</w:t>
+            </w:r>
           </w:p>
         </w:tc>
         <w:tc>
@@ -3340,6 +4019,13 @@
                 <w:lang w:val="fr-FR"/>
               </w:rPr>
             </w:pPr>
+            <w:r>
+              <w:rPr>
+                <w:sz w:val="22"/>
+                <w:lang w:val="fr-FR"/>
+              </w:rPr>
+              <w:t>Anas, Adam, Ainul</w:t>
+            </w:r>
           </w:p>
         </w:tc>
         <w:tc>
@@ -3354,6 +4040,13 @@
                 <w:lang w:val="fr-FR"/>
               </w:rPr>
             </w:pPr>
+            <w:r>
+              <w:rPr>
+                <w:sz w:val="22"/>
+                <w:lang w:val="fr-FR"/>
+              </w:rPr>
+              <w:t>Chacun (son rapport)</w:t>
+            </w:r>
           </w:p>
         </w:tc>
         <w:tc>
@@ -3439,6 +4132,13 @@
                 <w:lang w:val="fr-FR"/>
               </w:rPr>
             </w:pPr>
+            <w:r>
+              <w:rPr>
+                <w:sz w:val="22"/>
+                <w:lang w:val="fr-FR"/>
+              </w:rPr>
+              <w:t>Adam, Ainul</w:t>
+            </w:r>
           </w:p>
         </w:tc>
         <w:tc>
@@ -3453,6 +4153,13 @@
                 <w:lang w:val="fr-FR"/>
               </w:rPr>
             </w:pPr>
+            <w:r>
+              <w:rPr>
+                <w:sz w:val="22"/>
+                <w:lang w:val="fr-FR"/>
+              </w:rPr>
+              <w:t>Ainul</w:t>
+            </w:r>
           </w:p>
         </w:tc>
         <w:tc>
@@ -3467,6 +4174,13 @@
                 <w:lang w:val="fr-FR"/>
               </w:rPr>
             </w:pPr>
+            <w:r>
+              <w:rPr>
+                <w:sz w:val="22"/>
+                <w:lang w:val="fr-FR"/>
+              </w:rPr>
+              <w:t>Anas</w:t>
+            </w:r>
           </w:p>
         </w:tc>
         <w:tc>
@@ -3538,6 +4252,13 @@
                 <w:lang w:val="fr-FR"/>
               </w:rPr>
             </w:pPr>
+            <w:r>
+              <w:rPr>
+                <w:sz w:val="22"/>
+                <w:lang w:val="fr-FR"/>
+              </w:rPr>
+              <w:t>Anas, Adam, Ainul</w:t>
+            </w:r>
           </w:p>
         </w:tc>
         <w:tc>
@@ -3552,6 +4273,13 @@
                 <w:lang w:val="fr-FR"/>
               </w:rPr>
             </w:pPr>
+            <w:r>
+              <w:rPr>
+                <w:sz w:val="22"/>
+                <w:lang w:val="fr-FR"/>
+              </w:rPr>
+              <w:t>Anas</w:t>
+            </w:r>
           </w:p>
         </w:tc>
         <w:tc>
@@ -4095,11 +4823,6 @@
     <w:lsdException w:name="Book Title" w:uiPriority="33" w:qFormat="1"/>
     <w:lsdException w:name="Bibliography" w:semiHidden="1" w:uiPriority="37" w:unhideWhenUsed="1"/>
     <w:lsdException w:name="TOC Heading" w:semiHidden="1" w:uiPriority="39" w:unhideWhenUsed="1" w:qFormat="1"/>
-    <w:lsdException w:name="Plain Table 5" w:semiHidden="1" w:unhideWhenUsed="1"/>
-    <w:lsdException w:name="Grid Table Light" w:semiHidden="1" w:unhideWhenUsed="1"/>
-    <w:lsdException w:name="Grid Table 1 Light" w:semiHidden="1" w:unhideWhenUsed="1"/>
-    <w:lsdException w:name="Grid Table 2" w:semiHidden="1" w:unhideWhenUsed="1"/>
-    <w:lsdException w:name="Grid Table 3" w:semiHidden="1" w:unhideWhenUsed="1"/>
     <w:lsdException w:name="Grid Table 4" w:uiPriority="49"/>
     <w:lsdException w:name="Grid Table 5 Dark" w:uiPriority="50"/>
     <w:lsdException w:name="Grid Table 6 Colorful" w:uiPriority="51"/>

--- a/Matrice_RACI_SAE_3.02.docx
+++ b/Matrice_RACI_SAE_3.02.docx
@@ -1,6 +1,6 @@
 
 <file path=word/document.xml><?xml version="1.0" encoding="utf-8"?>
-<w:document xmlns:wpc="http://schemas.microsoft.com/office/word/2010/wordprocessingCanvas" xmlns:cx="http://schemas.microsoft.com/office/drawing/2014/chartex" xmlns:cx1="http://schemas.microsoft.com/office/drawing/2015/9/8/chartex" xmlns:cx2="http://schemas.microsoft.com/office/drawing/2015/10/21/chartex" xmlns:cx3="http://schemas.microsoft.com/office/drawing/2016/5/9/chartex" xmlns:cx4="http://schemas.microsoft.com/office/drawing/2016/5/10/chartex" xmlns:cx5="http://schemas.microsoft.com/office/drawing/2016/5/11/chartex" xmlns:cx6="http://schemas.microsoft.com/office/drawing/2016/5/12/chartex" xmlns:cx7="http://schemas.microsoft.com/office/drawing/2016/5/13/chartex" xmlns:cx8="http://schemas.microsoft.com/office/drawing/2016/5/14/chartex" xmlns:mc="http://schemas.openxmlformats.org/markup-compatibility/2006" xmlns:aink="http://schemas.microsoft.com/office/drawing/2016/ink" xmlns:am3d="http://schemas.microsoft.com/office/drawing/2017/model3d" xmlns:o="urn:schemas-microsoft-com:office:office" xmlns:r="http://schemas.openxmlformats.org/officeDocument/2006/relationships" xmlns:m="http://schemas.openxmlformats.org/officeDocument/2006/math" xmlns:v="urn:schemas-microsoft-com:vml" xmlns:wp14="http://schemas.microsoft.com/office/word/2010/wordprocessingDrawing" xmlns:wp="http://schemas.openxmlformats.org/drawingml/2006/wordprocessingDrawing" xmlns:w10="urn:schemas-microsoft-com:office:word" xmlns:w="http://schemas.openxmlformats.org/wordprocessingml/2006/main" xmlns:w14="http://schemas.microsoft.com/office/word/2010/wordml" xmlns:w15="http://schemas.microsoft.com/office/word/2012/wordml" xmlns:w16cex="http://schemas.microsoft.com/office/word/2018/wordml/cex" xmlns:w16cid="http://schemas.microsoft.com/office/word/2016/wordml/cid" xmlns:w16="http://schemas.microsoft.com/office/word/2018/wordml" xmlns:w16sdtdh="http://schemas.microsoft.com/office/word/2020/wordml/sdtdatahash" xmlns:w16se="http://schemas.microsoft.com/office/word/2015/wordml/symex" xmlns:wpg="http://schemas.microsoft.com/office/word/2010/wordprocessingGroup" xmlns:wpi="http://schemas.microsoft.com/office/word/2010/wordprocessingInk" xmlns:wne="http://schemas.microsoft.com/office/word/2006/wordml" xmlns:wps="http://schemas.microsoft.com/office/word/2010/wordprocessingShape" mc:Ignorable="w14 w15 w16se w16cid w16 w16cex w16sdtdh wp14">
+<w:document xmlns:wpc="http://schemas.microsoft.com/office/word/2010/wordprocessingCanvas" xmlns:cx="http://schemas.microsoft.com/office/drawing/2014/chartex" xmlns:cx1="http://schemas.microsoft.com/office/drawing/2015/9/8/chartex" xmlns:cx2="http://schemas.microsoft.com/office/drawing/2015/10/21/chartex" xmlns:cx3="http://schemas.microsoft.com/office/drawing/2016/5/9/chartex" xmlns:cx4="http://schemas.microsoft.com/office/drawing/2016/5/10/chartex" xmlns:cx5="http://schemas.microsoft.com/office/drawing/2016/5/11/chartex" xmlns:cx6="http://schemas.microsoft.com/office/drawing/2016/5/12/chartex" xmlns:cx7="http://schemas.microsoft.com/office/drawing/2016/5/13/chartex" xmlns:cx8="http://schemas.microsoft.com/office/drawing/2016/5/14/chartex" xmlns:mc="http://schemas.openxmlformats.org/markup-compatibility/2006" xmlns:aink="http://schemas.microsoft.com/office/drawing/2016/ink" xmlns:am3d="http://schemas.microsoft.com/office/drawing/2017/model3d" xmlns:o="urn:schemas-microsoft-com:office:office" xmlns:oel="http://schemas.microsoft.com/office/2019/extlst" xmlns:r="http://schemas.openxmlformats.org/officeDocument/2006/relationships" xmlns:m="http://schemas.openxmlformats.org/officeDocument/2006/math" xmlns:v="urn:schemas-microsoft-com:vml" xmlns:wp14="http://schemas.microsoft.com/office/word/2010/wordprocessingDrawing" xmlns:wp="http://schemas.openxmlformats.org/drawingml/2006/wordprocessingDrawing" xmlns:w10="urn:schemas-microsoft-com:office:word" xmlns:w="http://schemas.openxmlformats.org/wordprocessingml/2006/main" xmlns:w14="http://schemas.microsoft.com/office/word/2010/wordml" xmlns:w15="http://schemas.microsoft.com/office/word/2012/wordml" xmlns:w16cex="http://schemas.microsoft.com/office/word/2018/wordml/cex" xmlns:w16cid="http://schemas.microsoft.com/office/word/2016/wordml/cid" xmlns:w16="http://schemas.microsoft.com/office/word/2018/wordml" xmlns:w16du="http://schemas.microsoft.com/office/word/2023/wordml/word16du" xmlns:w16sdtdh="http://schemas.microsoft.com/office/word/2020/wordml/sdtdatahash" xmlns:w16sdtfl="http://schemas.microsoft.com/office/word/2024/wordml/sdtformatlock" xmlns:w16se="http://schemas.microsoft.com/office/word/2015/wordml/symex" xmlns:wpg="http://schemas.microsoft.com/office/word/2010/wordprocessingGroup" xmlns:wpi="http://schemas.microsoft.com/office/word/2010/wordprocessingInk" xmlns:wne="http://schemas.microsoft.com/office/word/2006/wordml" xmlns:wps="http://schemas.microsoft.com/office/word/2010/wordprocessingShape" mc:Ignorable="w14 w15 w16se w16cid w16 w16cex w16sdtdh w16sdtfl w16du wp14">
   <w:body>
     <w:p>
       <w:pPr>
@@ -42,7 +42,7 @@
     <w:tbl>
       <w:tblPr>
         <w:tblStyle w:val="TableGrid"/>
-        <w:tblW w:w="21240" w:type="dxa"/>
+        <w:tblW w:w="19330" w:type="dxa"/>
         <w:jc w:val="center"/>
         <w:tblLayout w:type="fixed"/>
         <w:tblLook w:val="04A0" w:firstRow="1" w:lastRow="0" w:firstColumn="1" w:lastColumn="0" w:noHBand="0" w:noVBand="1"/>
@@ -53,7 +53,6 @@
         <w:gridCol w:w="1912"/>
         <w:gridCol w:w="1912"/>
         <w:gridCol w:w="1912"/>
-        <w:gridCol w:w="1910"/>
       </w:tblGrid>
       <w:tr>
         <w:trPr>
@@ -96,7 +95,6 @@
                 <w:sz w:val="22"/>
               </w:rPr>
             </w:pPr>
-            <w:proofErr w:type="spellStart"/>
             <w:r>
               <w:rPr>
                 <w:b/>
@@ -104,7 +102,6 @@
               </w:rPr>
               <w:t>Tâche</w:t>
             </w:r>
-            <w:proofErr w:type="spellEnd"/>
           </w:p>
         </w:tc>
         <w:tc>
@@ -170,28 +167,6 @@
                 <w:sz w:val="22"/>
               </w:rPr>
               <w:t>C</w:t>
-            </w:r>
-          </w:p>
-        </w:tc>
-        <w:tc>
-          <w:tcPr>
-            <w:tcW w:w="1910" w:type="dxa"/>
-            <w:shd w:val="clear" w:color="auto" w:fill="D9EAF7"/>
-          </w:tcPr>
-          <w:p>
-            <w:pPr>
-              <w:jc w:val="center"/>
-              <w:rPr>
-                <w:b/>
-                <w:sz w:val="22"/>
-              </w:rPr>
-            </w:pPr>
-            <w:r>
-              <w:rPr>
-                <w:b/>
-                <w:sz w:val="22"/>
-              </w:rPr>
-              <w:t>I</w:t>
             </w:r>
           </w:p>
         </w:tc>
@@ -218,17 +193,8 @@
                 <w:b/>
                 <w:sz w:val="22"/>
               </w:rPr>
-              <w:t xml:space="preserve">Gestion du </w:t>
+              <w:t>Gestion du projet</w:t>
             </w:r>
-            <w:proofErr w:type="spellStart"/>
-            <w:r>
-              <w:rPr>
-                <w:b/>
-                <w:sz w:val="22"/>
-              </w:rPr>
-              <w:t>projet</w:t>
-            </w:r>
-            <w:proofErr w:type="spellEnd"/>
           </w:p>
         </w:tc>
         <w:tc>
@@ -298,20 +264,6 @@
         <w:tc>
           <w:tcPr>
             <w:tcW w:w="1912" w:type="dxa"/>
-          </w:tcPr>
-          <w:p>
-            <w:pPr>
-              <w:spacing w:after="40"/>
-              <w:rPr>
-                <w:sz w:val="22"/>
-                <w:lang w:val="fr-FR"/>
-              </w:rPr>
-            </w:pPr>
-          </w:p>
-        </w:tc>
-        <w:tc>
-          <w:tcPr>
-            <w:tcW w:w="1910" w:type="dxa"/>
           </w:tcPr>
           <w:p>
             <w:pPr>
@@ -356,42 +308,12 @@
                 <w:sz w:val="22"/>
               </w:rPr>
             </w:pPr>
-            <w:proofErr w:type="spellStart"/>
             <w:r>
               <w:rPr>
                 <w:sz w:val="22"/>
               </w:rPr>
-              <w:t>Définir</w:t>
+              <w:t>Définir l’architecture technique générale</w:t>
             </w:r>
-            <w:proofErr w:type="spellEnd"/>
-            <w:r>
-              <w:rPr>
-                <w:sz w:val="22"/>
-              </w:rPr>
-              <w:t xml:space="preserve"> </w:t>
-            </w:r>
-            <w:proofErr w:type="spellStart"/>
-            <w:r>
-              <w:rPr>
-                <w:sz w:val="22"/>
-              </w:rPr>
-              <w:t>l’architecture</w:t>
-            </w:r>
-            <w:proofErr w:type="spellEnd"/>
-            <w:r>
-              <w:rPr>
-                <w:sz w:val="22"/>
-              </w:rPr>
-              <w:t xml:space="preserve"> technique </w:t>
-            </w:r>
-            <w:proofErr w:type="spellStart"/>
-            <w:r>
-              <w:rPr>
-                <w:sz w:val="22"/>
-              </w:rPr>
-              <w:t>générale</w:t>
-            </w:r>
-            <w:proofErr w:type="spellEnd"/>
           </w:p>
         </w:tc>
         <w:tc>
@@ -452,19 +374,6 @@
               </w:rPr>
               <w:t>Adam</w:t>
             </w:r>
-          </w:p>
-        </w:tc>
-        <w:tc>
-          <w:tcPr>
-            <w:tcW w:w="1910" w:type="dxa"/>
-          </w:tcPr>
-          <w:p>
-            <w:pPr>
-              <w:spacing w:after="40"/>
-              <w:rPr>
-                <w:sz w:val="22"/>
-              </w:rPr>
-            </w:pPr>
           </w:p>
         </w:tc>
       </w:tr>
@@ -572,20 +481,6 @@
             </w:r>
           </w:p>
         </w:tc>
-        <w:tc>
-          <w:tcPr>
-            <w:tcW w:w="1910" w:type="dxa"/>
-          </w:tcPr>
-          <w:p>
-            <w:pPr>
-              <w:spacing w:after="40"/>
-              <w:rPr>
-                <w:sz w:val="22"/>
-                <w:lang w:val="fr-FR"/>
-              </w:rPr>
-            </w:pPr>
-          </w:p>
-        </w:tc>
       </w:tr>
       <w:tr>
         <w:trPr>
@@ -692,20 +587,6 @@
             </w:r>
           </w:p>
         </w:tc>
-        <w:tc>
-          <w:tcPr>
-            <w:tcW w:w="1910" w:type="dxa"/>
-          </w:tcPr>
-          <w:p>
-            <w:pPr>
-              <w:spacing w:after="40"/>
-              <w:rPr>
-                <w:sz w:val="22"/>
-                <w:lang w:val="fr-FR"/>
-              </w:rPr>
-            </w:pPr>
-          </w:p>
-        </w:tc>
       </w:tr>
       <w:tr>
         <w:trPr>
@@ -812,20 +693,6 @@
             </w:r>
           </w:p>
         </w:tc>
-        <w:tc>
-          <w:tcPr>
-            <w:tcW w:w="1910" w:type="dxa"/>
-          </w:tcPr>
-          <w:p>
-            <w:pPr>
-              <w:spacing w:after="40"/>
-              <w:rPr>
-                <w:sz w:val="22"/>
-                <w:lang w:val="fr-FR"/>
-              </w:rPr>
-            </w:pPr>
-          </w:p>
-        </w:tc>
       </w:tr>
       <w:tr>
         <w:trPr>
@@ -938,20 +805,6 @@
             </w:r>
           </w:p>
         </w:tc>
-        <w:tc>
-          <w:tcPr>
-            <w:tcW w:w="1910" w:type="dxa"/>
-          </w:tcPr>
-          <w:p>
-            <w:pPr>
-              <w:spacing w:after="40"/>
-              <w:rPr>
-                <w:sz w:val="22"/>
-                <w:lang w:val="fr-FR"/>
-              </w:rPr>
-            </w:pPr>
-          </w:p>
-        </w:tc>
       </w:tr>
       <w:tr>
         <w:trPr>
@@ -1058,27 +911,6 @@
             </w:r>
           </w:p>
         </w:tc>
-        <w:tc>
-          <w:tcPr>
-            <w:tcW w:w="1910" w:type="dxa"/>
-          </w:tcPr>
-          <w:p>
-            <w:pPr>
-              <w:spacing w:after="40"/>
-              <w:rPr>
-                <w:sz w:val="22"/>
-                <w:lang w:val="fr-FR"/>
-              </w:rPr>
-            </w:pPr>
-            <w:r>
-              <w:rPr>
-                <w:sz w:val="22"/>
-                <w:lang w:val="fr-FR"/>
-              </w:rPr>
-              <w:t>Adam</w:t>
-            </w:r>
-          </w:p>
-        </w:tc>
       </w:tr>
       <w:tr>
         <w:trPr>
@@ -1178,27 +1010,6 @@
             </w:pPr>
           </w:p>
         </w:tc>
-        <w:tc>
-          <w:tcPr>
-            <w:tcW w:w="1910" w:type="dxa"/>
-          </w:tcPr>
-          <w:p>
-            <w:pPr>
-              <w:spacing w:after="40"/>
-              <w:rPr>
-                <w:sz w:val="22"/>
-                <w:lang w:val="fr-FR"/>
-              </w:rPr>
-            </w:pPr>
-            <w:r>
-              <w:rPr>
-                <w:sz w:val="22"/>
-                <w:lang w:val="fr-FR"/>
-              </w:rPr>
-              <w:t>Adam</w:t>
-            </w:r>
-          </w:p>
-        </w:tc>
       </w:tr>
       <w:tr>
         <w:trPr>
@@ -1298,27 +1109,6 @@
             </w:pPr>
           </w:p>
         </w:tc>
-        <w:tc>
-          <w:tcPr>
-            <w:tcW w:w="1910" w:type="dxa"/>
-          </w:tcPr>
-          <w:p>
-            <w:pPr>
-              <w:spacing w:after="40"/>
-              <w:rPr>
-                <w:sz w:val="22"/>
-                <w:lang w:val="fr-FR"/>
-              </w:rPr>
-            </w:pPr>
-            <w:r>
-              <w:rPr>
-                <w:sz w:val="22"/>
-                <w:lang w:val="fr-FR"/>
-              </w:rPr>
-              <w:t>Adam</w:t>
-            </w:r>
-          </w:p>
-        </w:tc>
       </w:tr>
       <w:tr>
         <w:trPr>
@@ -1425,27 +1215,6 @@
             </w:r>
           </w:p>
         </w:tc>
-        <w:tc>
-          <w:tcPr>
-            <w:tcW w:w="1910" w:type="dxa"/>
-          </w:tcPr>
-          <w:p>
-            <w:pPr>
-              <w:spacing w:after="40"/>
-              <w:rPr>
-                <w:sz w:val="22"/>
-                <w:lang w:val="fr-FR"/>
-              </w:rPr>
-            </w:pPr>
-            <w:r>
-              <w:rPr>
-                <w:sz w:val="22"/>
-                <w:lang w:val="fr-FR"/>
-              </w:rPr>
-              <w:t>Anas</w:t>
-            </w:r>
-          </w:p>
-        </w:tc>
       </w:tr>
       <w:tr>
         <w:trPr>
@@ -1545,27 +1314,6 @@
             </w:pPr>
           </w:p>
         </w:tc>
-        <w:tc>
-          <w:tcPr>
-            <w:tcW w:w="1910" w:type="dxa"/>
-          </w:tcPr>
-          <w:p>
-            <w:pPr>
-              <w:spacing w:after="40"/>
-              <w:rPr>
-                <w:sz w:val="22"/>
-                <w:lang w:val="fr-FR"/>
-              </w:rPr>
-            </w:pPr>
-            <w:r>
-              <w:rPr>
-                <w:sz w:val="22"/>
-                <w:lang w:val="fr-FR"/>
-              </w:rPr>
-              <w:t>Adam</w:t>
-            </w:r>
-          </w:p>
-        </w:tc>
       </w:tr>
       <w:tr>
         <w:trPr>
@@ -1672,27 +1420,6 @@
             </w:r>
           </w:p>
         </w:tc>
-        <w:tc>
-          <w:tcPr>
-            <w:tcW w:w="1910" w:type="dxa"/>
-          </w:tcPr>
-          <w:p>
-            <w:pPr>
-              <w:spacing w:after="40"/>
-              <w:rPr>
-                <w:sz w:val="22"/>
-                <w:lang w:val="fr-FR"/>
-              </w:rPr>
-            </w:pPr>
-            <w:r>
-              <w:rPr>
-                <w:sz w:val="22"/>
-                <w:lang w:val="fr-FR"/>
-              </w:rPr>
-              <w:t>Anas</w:t>
-            </w:r>
-          </w:p>
-        </w:tc>
       </w:tr>
       <w:tr>
         <w:trPr>
@@ -1799,27 +1526,6 @@
             </w:r>
           </w:p>
         </w:tc>
-        <w:tc>
-          <w:tcPr>
-            <w:tcW w:w="1910" w:type="dxa"/>
-          </w:tcPr>
-          <w:p>
-            <w:pPr>
-              <w:spacing w:after="40"/>
-              <w:rPr>
-                <w:sz w:val="22"/>
-                <w:lang w:val="fr-FR"/>
-              </w:rPr>
-            </w:pPr>
-            <w:r>
-              <w:rPr>
-                <w:sz w:val="22"/>
-                <w:lang w:val="fr-FR"/>
-              </w:rPr>
-              <w:t>Anas</w:t>
-            </w:r>
-          </w:p>
-        </w:tc>
       </w:tr>
       <w:tr>
         <w:trPr>
@@ -1843,17 +1549,8 @@
                 <w:b/>
                 <w:sz w:val="22"/>
               </w:rPr>
-              <w:t xml:space="preserve">Base de </w:t>
+              <w:t>Base de données</w:t>
             </w:r>
-            <w:proofErr w:type="spellStart"/>
-            <w:r>
-              <w:rPr>
-                <w:b/>
-                <w:sz w:val="22"/>
-              </w:rPr>
-              <w:t>données</w:t>
-            </w:r>
-            <w:proofErr w:type="spellEnd"/>
           </w:p>
         </w:tc>
         <w:tc>
@@ -1939,20 +1636,6 @@
               </w:rPr>
               <w:t>Adam, Ainul</w:t>
             </w:r>
-          </w:p>
-        </w:tc>
-        <w:tc>
-          <w:tcPr>
-            <w:tcW w:w="1910" w:type="dxa"/>
-          </w:tcPr>
-          <w:p>
-            <w:pPr>
-              <w:spacing w:after="40"/>
-              <w:rPr>
-                <w:sz w:val="22"/>
-                <w:lang w:val="fr-FR"/>
-              </w:rPr>
-            </w:pPr>
           </w:p>
         </w:tc>
       </w:tr>
@@ -2061,20 +1744,6 @@
             </w:r>
           </w:p>
         </w:tc>
-        <w:tc>
-          <w:tcPr>
-            <w:tcW w:w="1910" w:type="dxa"/>
-          </w:tcPr>
-          <w:p>
-            <w:pPr>
-              <w:spacing w:after="40"/>
-              <w:rPr>
-                <w:sz w:val="22"/>
-                <w:lang w:val="fr-FR"/>
-              </w:rPr>
-            </w:pPr>
-          </w:p>
-        </w:tc>
       </w:tr>
       <w:tr>
         <w:trPr>
@@ -2174,27 +1843,6 @@
             </w:pPr>
           </w:p>
         </w:tc>
-        <w:tc>
-          <w:tcPr>
-            <w:tcW w:w="1910" w:type="dxa"/>
-          </w:tcPr>
-          <w:p>
-            <w:pPr>
-              <w:spacing w:after="40"/>
-              <w:rPr>
-                <w:sz w:val="22"/>
-                <w:lang w:val="fr-FR"/>
-              </w:rPr>
-            </w:pPr>
-            <w:r>
-              <w:rPr>
-                <w:sz w:val="22"/>
-                <w:lang w:val="fr-FR"/>
-              </w:rPr>
-              <w:t>Adam, Ainul</w:t>
-            </w:r>
-          </w:p>
-        </w:tc>
       </w:tr>
       <w:tr>
         <w:trPr>
@@ -2301,20 +1949,6 @@
             </w:r>
           </w:p>
         </w:tc>
-        <w:tc>
-          <w:tcPr>
-            <w:tcW w:w="1910" w:type="dxa"/>
-          </w:tcPr>
-          <w:p>
-            <w:pPr>
-              <w:spacing w:after="40"/>
-              <w:rPr>
-                <w:sz w:val="22"/>
-                <w:lang w:val="fr-FR"/>
-              </w:rPr>
-            </w:pPr>
-          </w:p>
-        </w:tc>
       </w:tr>
       <w:tr>
         <w:trPr>
@@ -2421,27 +2055,6 @@
             </w:r>
           </w:p>
         </w:tc>
-        <w:tc>
-          <w:tcPr>
-            <w:tcW w:w="1910" w:type="dxa"/>
-          </w:tcPr>
-          <w:p>
-            <w:pPr>
-              <w:spacing w:after="40"/>
-              <w:rPr>
-                <w:sz w:val="22"/>
-                <w:lang w:val="fr-FR"/>
-              </w:rPr>
-            </w:pPr>
-            <w:r>
-              <w:rPr>
-                <w:sz w:val="22"/>
-                <w:lang w:val="fr-FR"/>
-              </w:rPr>
-              <w:t>Adam</w:t>
-            </w:r>
-          </w:p>
-        </w:tc>
       </w:tr>
       <w:tr>
         <w:trPr>
@@ -2554,20 +2167,6 @@
             </w:r>
           </w:p>
         </w:tc>
-        <w:tc>
-          <w:tcPr>
-            <w:tcW w:w="1910" w:type="dxa"/>
-          </w:tcPr>
-          <w:p>
-            <w:pPr>
-              <w:spacing w:after="40"/>
-              <w:rPr>
-                <w:sz w:val="22"/>
-                <w:lang w:val="fr-FR"/>
-              </w:rPr>
-            </w:pPr>
-          </w:p>
-        </w:tc>
       </w:tr>
       <w:tr>
         <w:trPr>
@@ -2674,27 +2273,6 @@
             </w:r>
           </w:p>
         </w:tc>
-        <w:tc>
-          <w:tcPr>
-            <w:tcW w:w="1910" w:type="dxa"/>
-          </w:tcPr>
-          <w:p>
-            <w:pPr>
-              <w:spacing w:after="40"/>
-              <w:rPr>
-                <w:sz w:val="22"/>
-                <w:lang w:val="fr-FR"/>
-              </w:rPr>
-            </w:pPr>
-            <w:r>
-              <w:rPr>
-                <w:sz w:val="22"/>
-                <w:lang w:val="fr-FR"/>
-              </w:rPr>
-              <w:t>Anas</w:t>
-            </w:r>
-          </w:p>
-        </w:tc>
       </w:tr>
       <w:tr>
         <w:trPr>
@@ -2801,27 +2379,6 @@
             </w:r>
           </w:p>
         </w:tc>
-        <w:tc>
-          <w:tcPr>
-            <w:tcW w:w="1910" w:type="dxa"/>
-          </w:tcPr>
-          <w:p>
-            <w:pPr>
-              <w:spacing w:after="40"/>
-              <w:rPr>
-                <w:sz w:val="22"/>
-                <w:lang w:val="fr-FR"/>
-              </w:rPr>
-            </w:pPr>
-            <w:r>
-              <w:rPr>
-                <w:sz w:val="22"/>
-                <w:lang w:val="fr-FR"/>
-              </w:rPr>
-              <w:t>Ainul</w:t>
-            </w:r>
-          </w:p>
-        </w:tc>
       </w:tr>
       <w:tr>
         <w:trPr>
@@ -2928,27 +2485,6 @@
             </w:r>
           </w:p>
         </w:tc>
-        <w:tc>
-          <w:tcPr>
-            <w:tcW w:w="1910" w:type="dxa"/>
-          </w:tcPr>
-          <w:p>
-            <w:pPr>
-              <w:spacing w:after="40"/>
-              <w:rPr>
-                <w:sz w:val="22"/>
-                <w:lang w:val="fr-FR"/>
-              </w:rPr>
-            </w:pPr>
-            <w:r>
-              <w:rPr>
-                <w:sz w:val="22"/>
-                <w:lang w:val="fr-FR"/>
-              </w:rPr>
-              <w:t>Anas</w:t>
-            </w:r>
-          </w:p>
-        </w:tc>
       </w:tr>
       <w:tr>
         <w:trPr>
@@ -2982,33 +2518,11 @@
                 <w:sz w:val="22"/>
               </w:rPr>
             </w:pPr>
-            <w:proofErr w:type="spellStart"/>
             <w:r>
               <w:rPr>
                 <w:sz w:val="22"/>
               </w:rPr>
-              <w:t>Développer</w:t>
-            </w:r>
-            <w:proofErr w:type="spellEnd"/>
-            <w:r>
-              <w:rPr>
-                <w:sz w:val="22"/>
-              </w:rPr>
-              <w:t xml:space="preserve"> </w:t>
-            </w:r>
-            <w:proofErr w:type="spellStart"/>
-            <w:r>
-              <w:rPr>
-                <w:sz w:val="22"/>
-              </w:rPr>
-              <w:t>l’endpoint</w:t>
-            </w:r>
-            <w:proofErr w:type="spellEnd"/>
-            <w:r>
-              <w:rPr>
-                <w:sz w:val="22"/>
-              </w:rPr>
-              <w:t xml:space="preserve"> JSON /export</w:t>
+              <w:t>Développer l’endpoint JSON /export</w:t>
             </w:r>
           </w:p>
         </w:tc>
@@ -3069,26 +2583,6 @@
                 <w:lang w:val="fr-FR"/>
               </w:rPr>
               <w:t>Ainul</w:t>
-            </w:r>
-          </w:p>
-        </w:tc>
-        <w:tc>
-          <w:tcPr>
-            <w:tcW w:w="1910" w:type="dxa"/>
-          </w:tcPr>
-          <w:p>
-            <w:pPr>
-              <w:spacing w:after="40"/>
-              <w:rPr>
-                <w:sz w:val="22"/>
-              </w:rPr>
-            </w:pPr>
-            <w:r>
-              <w:rPr>
-                <w:sz w:val="22"/>
-                <w:lang w:val="fr-FR"/>
-              </w:rPr>
-              <w:t>Anas</w:t>
             </w:r>
           </w:p>
         </w:tc>
@@ -3110,21 +2604,12 @@
                 <w:sz w:val="22"/>
               </w:rPr>
             </w:pPr>
-            <w:proofErr w:type="spellStart"/>
             <w:r>
               <w:rPr>
                 <w:b/>
                 <w:sz w:val="22"/>
               </w:rPr>
-              <w:t>Intégration</w:t>
-            </w:r>
-            <w:proofErr w:type="spellEnd"/>
-            <w:r>
-              <w:rPr>
-                <w:b/>
-                <w:sz w:val="22"/>
-              </w:rPr>
-              <w:t xml:space="preserve"> et tests</w:t>
+              <w:t>Intégration et tests</w:t>
             </w:r>
           </w:p>
         </w:tc>
@@ -3210,27 +2695,6 @@
                 <w:lang w:val="fr-FR"/>
               </w:rPr>
               <w:t>Adam</w:t>
-            </w:r>
-          </w:p>
-        </w:tc>
-        <w:tc>
-          <w:tcPr>
-            <w:tcW w:w="1910" w:type="dxa"/>
-          </w:tcPr>
-          <w:p>
-            <w:pPr>
-              <w:spacing w:after="40"/>
-              <w:rPr>
-                <w:sz w:val="22"/>
-                <w:lang w:val="fr-FR"/>
-              </w:rPr>
-            </w:pPr>
-            <w:r>
-              <w:rPr>
-                <w:sz w:val="22"/>
-                <w:lang w:val="fr-FR"/>
-              </w:rPr>
-              <w:t>Ainul</w:t>
             </w:r>
           </w:p>
         </w:tc>
@@ -3340,20 +2804,6 @@
             </w:r>
           </w:p>
         </w:tc>
-        <w:tc>
-          <w:tcPr>
-            <w:tcW w:w="1910" w:type="dxa"/>
-          </w:tcPr>
-          <w:p>
-            <w:pPr>
-              <w:spacing w:after="40"/>
-              <w:rPr>
-                <w:sz w:val="22"/>
-                <w:lang w:val="fr-FR"/>
-              </w:rPr>
-            </w:pPr>
-          </w:p>
-        </w:tc>
       </w:tr>
       <w:tr>
         <w:trPr>
@@ -3453,20 +2903,6 @@
             </w:pPr>
           </w:p>
         </w:tc>
-        <w:tc>
-          <w:tcPr>
-            <w:tcW w:w="1910" w:type="dxa"/>
-          </w:tcPr>
-          <w:p>
-            <w:pPr>
-              <w:spacing w:after="40"/>
-              <w:rPr>
-                <w:sz w:val="22"/>
-                <w:lang w:val="fr-FR"/>
-              </w:rPr>
-            </w:pPr>
-          </w:p>
-        </w:tc>
       </w:tr>
       <w:tr>
         <w:trPr>
@@ -3573,20 +3009,6 @@
             </w:r>
           </w:p>
         </w:tc>
-        <w:tc>
-          <w:tcPr>
-            <w:tcW w:w="1910" w:type="dxa"/>
-          </w:tcPr>
-          <w:p>
-            <w:pPr>
-              <w:spacing w:after="40"/>
-              <w:rPr>
-                <w:sz w:val="22"/>
-                <w:lang w:val="fr-FR"/>
-              </w:rPr>
-            </w:pPr>
-          </w:p>
-        </w:tc>
       </w:tr>
       <w:tr>
         <w:trPr>
@@ -3686,20 +3108,6 @@
             </w:pPr>
           </w:p>
         </w:tc>
-        <w:tc>
-          <w:tcPr>
-            <w:tcW w:w="1910" w:type="dxa"/>
-          </w:tcPr>
-          <w:p>
-            <w:pPr>
-              <w:spacing w:after="40"/>
-              <w:rPr>
-                <w:sz w:val="22"/>
-                <w:lang w:val="fr-FR"/>
-              </w:rPr>
-            </w:pPr>
-          </w:p>
-        </w:tc>
       </w:tr>
       <w:tr>
         <w:trPr>
@@ -3718,31 +3126,13 @@
                 <w:sz w:val="22"/>
               </w:rPr>
             </w:pPr>
-            <w:proofErr w:type="spellStart"/>
             <w:r>
               <w:rPr>
                 <w:b/>
                 <w:sz w:val="22"/>
               </w:rPr>
-              <w:t>Livrables</w:t>
+              <w:t>Livrables finaux</w:t>
             </w:r>
-            <w:proofErr w:type="spellEnd"/>
-            <w:r>
-              <w:rPr>
-                <w:b/>
-                <w:sz w:val="22"/>
-              </w:rPr>
-              <w:t xml:space="preserve"> </w:t>
-            </w:r>
-            <w:proofErr w:type="spellStart"/>
-            <w:r>
-              <w:rPr>
-                <w:b/>
-                <w:sz w:val="22"/>
-              </w:rPr>
-              <w:t>finaux</w:t>
-            </w:r>
-            <w:proofErr w:type="spellEnd"/>
           </w:p>
         </w:tc>
         <w:tc>
@@ -3828,20 +3218,6 @@
               </w:rPr>
               <w:t>Ainul</w:t>
             </w:r>
-          </w:p>
-        </w:tc>
-        <w:tc>
-          <w:tcPr>
-            <w:tcW w:w="1910" w:type="dxa"/>
-          </w:tcPr>
-          <w:p>
-            <w:pPr>
-              <w:spacing w:after="40"/>
-              <w:rPr>
-                <w:sz w:val="22"/>
-                <w:lang w:val="fr-FR"/>
-              </w:rPr>
-            </w:pPr>
           </w:p>
         </w:tc>
       </w:tr>
@@ -3950,20 +3326,6 @@
             </w:r>
           </w:p>
         </w:tc>
-        <w:tc>
-          <w:tcPr>
-            <w:tcW w:w="1910" w:type="dxa"/>
-          </w:tcPr>
-          <w:p>
-            <w:pPr>
-              <w:spacing w:after="40"/>
-              <w:rPr>
-                <w:sz w:val="22"/>
-                <w:lang w:val="fr-FR"/>
-              </w:rPr>
-            </w:pPr>
-          </w:p>
-        </w:tc>
       </w:tr>
       <w:tr>
         <w:trPr>
@@ -4063,20 +3425,6 @@
             </w:pPr>
           </w:p>
         </w:tc>
-        <w:tc>
-          <w:tcPr>
-            <w:tcW w:w="1910" w:type="dxa"/>
-          </w:tcPr>
-          <w:p>
-            <w:pPr>
-              <w:spacing w:after="40"/>
-              <w:rPr>
-                <w:sz w:val="22"/>
-                <w:lang w:val="fr-FR"/>
-              </w:rPr>
-            </w:pPr>
-          </w:p>
-        </w:tc>
       </w:tr>
       <w:tr>
         <w:trPr>
@@ -4183,20 +3531,6 @@
             </w:r>
           </w:p>
         </w:tc>
-        <w:tc>
-          <w:tcPr>
-            <w:tcW w:w="1910" w:type="dxa"/>
-          </w:tcPr>
-          <w:p>
-            <w:pPr>
-              <w:spacing w:after="40"/>
-              <w:rPr>
-                <w:sz w:val="22"/>
-                <w:lang w:val="fr-FR"/>
-              </w:rPr>
-            </w:pPr>
-          </w:p>
-        </w:tc>
       </w:tr>
       <w:tr>
         <w:trPr>
@@ -4285,20 +3619,6 @@
         <w:tc>
           <w:tcPr>
             <w:tcW w:w="1912" w:type="dxa"/>
-          </w:tcPr>
-          <w:p>
-            <w:pPr>
-              <w:spacing w:after="40"/>
-              <w:rPr>
-                <w:sz w:val="22"/>
-                <w:lang w:val="fr-FR"/>
-              </w:rPr>
-            </w:pPr>
-          </w:p>
-        </w:tc>
-        <w:tc>
-          <w:tcPr>
-            <w:tcW w:w="1910" w:type="dxa"/>
           </w:tcPr>
           <w:p>
             <w:pPr>
@@ -4336,7 +3656,7 @@
 </file>
 
 <file path=word/numbering.xml><?xml version="1.0" encoding="utf-8"?>
-<w:numbering xmlns:wpc="http://schemas.microsoft.com/office/word/2010/wordprocessingCanvas" xmlns:cx="http://schemas.microsoft.com/office/drawing/2014/chartex" xmlns:cx1="http://schemas.microsoft.com/office/drawing/2015/9/8/chartex" xmlns:cx2="http://schemas.microsoft.com/office/drawing/2015/10/21/chartex" xmlns:cx3="http://schemas.microsoft.com/office/drawing/2016/5/9/chartex" xmlns:cx4="http://schemas.microsoft.com/office/drawing/2016/5/10/chartex" xmlns:cx5="http://schemas.microsoft.com/office/drawing/2016/5/11/chartex" xmlns:cx6="http://schemas.microsoft.com/office/drawing/2016/5/12/chartex" xmlns:cx7="http://schemas.microsoft.com/office/drawing/2016/5/13/chartex" xmlns:cx8="http://schemas.microsoft.com/office/drawing/2016/5/14/chartex" xmlns:mc="http://schemas.openxmlformats.org/markup-compatibility/2006" xmlns:aink="http://schemas.microsoft.com/office/drawing/2016/ink" xmlns:am3d="http://schemas.microsoft.com/office/drawing/2017/model3d" xmlns:o="urn:schemas-microsoft-com:office:office" xmlns:r="http://schemas.openxmlformats.org/officeDocument/2006/relationships" xmlns:m="http://schemas.openxmlformats.org/officeDocument/2006/math" xmlns:v="urn:schemas-microsoft-com:vml" xmlns:wp14="http://schemas.microsoft.com/office/word/2010/wordprocessingDrawing" xmlns:wp="http://schemas.openxmlformats.org/drawingml/2006/wordprocessingDrawing" xmlns:w10="urn:schemas-microsoft-com:office:word" xmlns:w="http://schemas.openxmlformats.org/wordprocessingml/2006/main" xmlns:w14="http://schemas.microsoft.com/office/word/2010/wordml" xmlns:w15="http://schemas.microsoft.com/office/word/2012/wordml" xmlns:w16cex="http://schemas.microsoft.com/office/word/2018/wordml/cex" xmlns:w16cid="http://schemas.microsoft.com/office/word/2016/wordml/cid" xmlns:w16="http://schemas.microsoft.com/office/word/2018/wordml" xmlns:w16sdtdh="http://schemas.microsoft.com/office/word/2020/wordml/sdtdatahash" xmlns:w16se="http://schemas.microsoft.com/office/word/2015/wordml/symex" xmlns:wpg="http://schemas.microsoft.com/office/word/2010/wordprocessingGroup" xmlns:wpi="http://schemas.microsoft.com/office/word/2010/wordprocessingInk" xmlns:wne="http://schemas.microsoft.com/office/word/2006/wordml" xmlns:wps="http://schemas.microsoft.com/office/word/2010/wordprocessingShape" mc:Ignorable="w14 w15 w16se w16cid w16 w16cex w16sdtdh wp14">
+<w:numbering xmlns:wpc="http://schemas.microsoft.com/office/word/2010/wordprocessingCanvas" xmlns:cx="http://schemas.microsoft.com/office/drawing/2014/chartex" xmlns:cx1="http://schemas.microsoft.com/office/drawing/2015/9/8/chartex" xmlns:cx2="http://schemas.microsoft.com/office/drawing/2015/10/21/chartex" xmlns:cx3="http://schemas.microsoft.com/office/drawing/2016/5/9/chartex" xmlns:cx4="http://schemas.microsoft.com/office/drawing/2016/5/10/chartex" xmlns:cx5="http://schemas.microsoft.com/office/drawing/2016/5/11/chartex" xmlns:cx6="http://schemas.microsoft.com/office/drawing/2016/5/12/chartex" xmlns:cx7="http://schemas.microsoft.com/office/drawing/2016/5/13/chartex" xmlns:cx8="http://schemas.microsoft.com/office/drawing/2016/5/14/chartex" xmlns:mc="http://schemas.openxmlformats.org/markup-compatibility/2006" xmlns:aink="http://schemas.microsoft.com/office/drawing/2016/ink" xmlns:am3d="http://schemas.microsoft.com/office/drawing/2017/model3d" xmlns:o="urn:schemas-microsoft-com:office:office" xmlns:oel="http://schemas.microsoft.com/office/2019/extlst" xmlns:r="http://schemas.openxmlformats.org/officeDocument/2006/relationships" xmlns:m="http://schemas.openxmlformats.org/officeDocument/2006/math" xmlns:v="urn:schemas-microsoft-com:vml" xmlns:wp14="http://schemas.microsoft.com/office/word/2010/wordprocessingDrawing" xmlns:wp="http://schemas.openxmlformats.org/drawingml/2006/wordprocessingDrawing" xmlns:w10="urn:schemas-microsoft-com:office:word" xmlns:w="http://schemas.openxmlformats.org/wordprocessingml/2006/main" xmlns:w14="http://schemas.microsoft.com/office/word/2010/wordml" xmlns:w15="http://schemas.microsoft.com/office/word/2012/wordml" xmlns:w16cex="http://schemas.microsoft.com/office/word/2018/wordml/cex" xmlns:w16cid="http://schemas.microsoft.com/office/word/2016/wordml/cid" xmlns:w16="http://schemas.microsoft.com/office/word/2018/wordml" xmlns:w16du="http://schemas.microsoft.com/office/word/2023/wordml/word16du" xmlns:w16sdtdh="http://schemas.microsoft.com/office/word/2020/wordml/sdtdatahash" xmlns:w16sdtfl="http://schemas.microsoft.com/office/word/2024/wordml/sdtformatlock" xmlns:w16se="http://schemas.microsoft.com/office/word/2015/wordml/symex" xmlns:wpg="http://schemas.microsoft.com/office/word/2010/wordprocessingGroup" xmlns:wpi="http://schemas.microsoft.com/office/word/2010/wordprocessingInk" xmlns:wne="http://schemas.microsoft.com/office/word/2006/wordml" xmlns:wps="http://schemas.microsoft.com/office/word/2010/wordprocessingShape" mc:Ignorable="w14 w15 w16se w16cid w16 w16cex w16sdtdh w16sdtfl w16du wp14">
   <w:abstractNum w:abstractNumId="0" w15:restartNumberingAfterBreak="0">
     <w:nsid w:val="FFFFFF7C"/>
     <w:multiLevelType w:val="singleLevel"/>
@@ -4508,38 +3828,38 @@
       </w:rPr>
     </w:lvl>
   </w:abstractNum>
-  <w:num w:numId="1">
+  <w:num w:numId="1" w16cid:durableId="1930113906">
     <w:abstractNumId w:val="8"/>
   </w:num>
-  <w:num w:numId="2">
+  <w:num w:numId="2" w16cid:durableId="2031760320">
     <w:abstractNumId w:val="6"/>
   </w:num>
-  <w:num w:numId="3">
+  <w:num w:numId="3" w16cid:durableId="913467411">
     <w:abstractNumId w:val="5"/>
   </w:num>
-  <w:num w:numId="4">
+  <w:num w:numId="4" w16cid:durableId="1147016114">
     <w:abstractNumId w:val="4"/>
   </w:num>
-  <w:num w:numId="5">
+  <w:num w:numId="5" w16cid:durableId="2075928471">
     <w:abstractNumId w:val="7"/>
   </w:num>
-  <w:num w:numId="6">
+  <w:num w:numId="6" w16cid:durableId="2033679456">
     <w:abstractNumId w:val="3"/>
   </w:num>
-  <w:num w:numId="7">
+  <w:num w:numId="7" w16cid:durableId="2097434064">
     <w:abstractNumId w:val="2"/>
   </w:num>
-  <w:num w:numId="8">
+  <w:num w:numId="8" w16cid:durableId="504247552">
     <w:abstractNumId w:val="1"/>
   </w:num>
-  <w:num w:numId="9">
+  <w:num w:numId="9" w16cid:durableId="294676944">
     <w:abstractNumId w:val="0"/>
   </w:num>
 </w:numbering>
 </file>
 
 <file path=word/styles.xml><?xml version="1.0" encoding="utf-8"?>
-<w:styles xmlns:mc="http://schemas.openxmlformats.org/markup-compatibility/2006" xmlns:r="http://schemas.openxmlformats.org/officeDocument/2006/relationships" xmlns:w="http://schemas.openxmlformats.org/wordprocessingml/2006/main" xmlns:w14="http://schemas.microsoft.com/office/word/2010/wordml" xmlns:w15="http://schemas.microsoft.com/office/word/2012/wordml" xmlns:w16cex="http://schemas.microsoft.com/office/word/2018/wordml/cex" xmlns:w16cid="http://schemas.microsoft.com/office/word/2016/wordml/cid" xmlns:w16="http://schemas.microsoft.com/office/word/2018/wordml" xmlns:w16sdtdh="http://schemas.microsoft.com/office/word/2020/wordml/sdtdatahash" xmlns:w16se="http://schemas.microsoft.com/office/word/2015/wordml/symex" mc:Ignorable="w14 w15 w16se w16cid w16 w16cex w16sdtdh">
+<w:styles xmlns:mc="http://schemas.openxmlformats.org/markup-compatibility/2006" xmlns:r="http://schemas.openxmlformats.org/officeDocument/2006/relationships" xmlns:w="http://schemas.openxmlformats.org/wordprocessingml/2006/main" xmlns:w14="http://schemas.microsoft.com/office/word/2010/wordml" xmlns:w15="http://schemas.microsoft.com/office/word/2012/wordml" xmlns:w16cex="http://schemas.microsoft.com/office/word/2018/wordml/cex" xmlns:w16cid="http://schemas.microsoft.com/office/word/2016/wordml/cid" xmlns:w16="http://schemas.microsoft.com/office/word/2018/wordml" xmlns:w16du="http://schemas.microsoft.com/office/word/2023/wordml/word16du" xmlns:w16sdtdh="http://schemas.microsoft.com/office/word/2020/wordml/sdtdatahash" xmlns:w16sdtfl="http://schemas.microsoft.com/office/word/2024/wordml/sdtformatlock" xmlns:w16se="http://schemas.microsoft.com/office/word/2015/wordml/symex" mc:Ignorable="w14 w15 w16se w16cid w16 w16cex w16sdtdh w16sdtfl w16du">
   <w:docDefaults>
     <w:rPrDefault>
       <w:rPr>

--- a/Matrice_RACI_SAE_3.02.docx
+++ b/Matrice_RACI_SAE_3.02.docx
@@ -1,6 +1,6 @@
 
 <file path=word/document.xml><?xml version="1.0" encoding="utf-8"?>
-<w:document xmlns:wpc="http://schemas.microsoft.com/office/word/2010/wordprocessingCanvas" xmlns:cx="http://schemas.microsoft.com/office/drawing/2014/chartex" xmlns:cx1="http://schemas.microsoft.com/office/drawing/2015/9/8/chartex" xmlns:cx2="http://schemas.microsoft.com/office/drawing/2015/10/21/chartex" xmlns:cx3="http://schemas.microsoft.com/office/drawing/2016/5/9/chartex" xmlns:cx4="http://schemas.microsoft.com/office/drawing/2016/5/10/chartex" xmlns:cx5="http://schemas.microsoft.com/office/drawing/2016/5/11/chartex" xmlns:cx6="http://schemas.microsoft.com/office/drawing/2016/5/12/chartex" xmlns:cx7="http://schemas.microsoft.com/office/drawing/2016/5/13/chartex" xmlns:cx8="http://schemas.microsoft.com/office/drawing/2016/5/14/chartex" xmlns:mc="http://schemas.openxmlformats.org/markup-compatibility/2006" xmlns:aink="http://schemas.microsoft.com/office/drawing/2016/ink" xmlns:am3d="http://schemas.microsoft.com/office/drawing/2017/model3d" xmlns:o="urn:schemas-microsoft-com:office:office" xmlns:oel="http://schemas.microsoft.com/office/2019/extlst" xmlns:r="http://schemas.openxmlformats.org/officeDocument/2006/relationships" xmlns:m="http://schemas.openxmlformats.org/officeDocument/2006/math" xmlns:v="urn:schemas-microsoft-com:vml" xmlns:wp14="http://schemas.microsoft.com/office/word/2010/wordprocessingDrawing" xmlns:wp="http://schemas.openxmlformats.org/drawingml/2006/wordprocessingDrawing" xmlns:w10="urn:schemas-microsoft-com:office:word" xmlns:w="http://schemas.openxmlformats.org/wordprocessingml/2006/main" xmlns:w14="http://schemas.microsoft.com/office/word/2010/wordml" xmlns:w15="http://schemas.microsoft.com/office/word/2012/wordml" xmlns:w16cex="http://schemas.microsoft.com/office/word/2018/wordml/cex" xmlns:w16cid="http://schemas.microsoft.com/office/word/2016/wordml/cid" xmlns:w16="http://schemas.microsoft.com/office/word/2018/wordml" xmlns:w16du="http://schemas.microsoft.com/office/word/2023/wordml/word16du" xmlns:w16sdtdh="http://schemas.microsoft.com/office/word/2020/wordml/sdtdatahash" xmlns:w16sdtfl="http://schemas.microsoft.com/office/word/2024/wordml/sdtformatlock" xmlns:w16se="http://schemas.microsoft.com/office/word/2015/wordml/symex" xmlns:wpg="http://schemas.microsoft.com/office/word/2010/wordprocessingGroup" xmlns:wpi="http://schemas.microsoft.com/office/word/2010/wordprocessingInk" xmlns:wne="http://schemas.microsoft.com/office/word/2006/wordml" xmlns:wps="http://schemas.microsoft.com/office/word/2010/wordprocessingShape" mc:Ignorable="w14 w15 w16se w16cid w16 w16cex w16sdtdh w16sdtfl w16du wp14">
+<w:document xmlns:wpc="http://schemas.microsoft.com/office/word/2010/wordprocessingCanvas" xmlns:cx="http://schemas.microsoft.com/office/drawing/2014/chartex" xmlns:cx1="http://schemas.microsoft.com/office/drawing/2015/9/8/chartex" xmlns:cx2="http://schemas.microsoft.com/office/drawing/2015/10/21/chartex" xmlns:cx3="http://schemas.microsoft.com/office/drawing/2016/5/9/chartex" xmlns:cx4="http://schemas.microsoft.com/office/drawing/2016/5/10/chartex" xmlns:cx5="http://schemas.microsoft.com/office/drawing/2016/5/11/chartex" xmlns:cx6="http://schemas.microsoft.com/office/drawing/2016/5/12/chartex" xmlns:cx7="http://schemas.microsoft.com/office/drawing/2016/5/13/chartex" xmlns:cx8="http://schemas.microsoft.com/office/drawing/2016/5/14/chartex" xmlns:mc="http://schemas.openxmlformats.org/markup-compatibility/2006" xmlns:aink="http://schemas.microsoft.com/office/drawing/2016/ink" xmlns:am3d="http://schemas.microsoft.com/office/drawing/2017/model3d" xmlns:o="urn:schemas-microsoft-com:office:office" xmlns:r="http://schemas.openxmlformats.org/officeDocument/2006/relationships" xmlns:m="http://schemas.openxmlformats.org/officeDocument/2006/math" xmlns:v="urn:schemas-microsoft-com:vml" xmlns:wp14="http://schemas.microsoft.com/office/word/2010/wordprocessingDrawing" xmlns:wp="http://schemas.openxmlformats.org/drawingml/2006/wordprocessingDrawing" xmlns:w10="urn:schemas-microsoft-com:office:word" xmlns:w="http://schemas.openxmlformats.org/wordprocessingml/2006/main" xmlns:w14="http://schemas.microsoft.com/office/word/2010/wordml" xmlns:w15="http://schemas.microsoft.com/office/word/2012/wordml" xmlns:w16cex="http://schemas.microsoft.com/office/word/2018/wordml/cex" xmlns:w16cid="http://schemas.microsoft.com/office/word/2016/wordml/cid" xmlns:w16="http://schemas.microsoft.com/office/word/2018/wordml" xmlns:w16sdtdh="http://schemas.microsoft.com/office/word/2020/wordml/sdtdatahash" xmlns:w16se="http://schemas.microsoft.com/office/word/2015/wordml/symex" xmlns:wpg="http://schemas.microsoft.com/office/word/2010/wordprocessingGroup" xmlns:wpi="http://schemas.microsoft.com/office/word/2010/wordprocessingInk" xmlns:wne="http://schemas.microsoft.com/office/word/2006/wordml" xmlns:wps="http://schemas.microsoft.com/office/word/2010/wordprocessingShape" mc:Ignorable="w14 w15 w16se w16cid w16 w16cex w16sdtdh wp14">
   <w:body>
     <w:p>
       <w:pPr>
@@ -186,12 +186,14 @@
               <w:spacing w:after="40"/>
               <w:rPr>
                 <w:sz w:val="22"/>
+                <w:highlight w:val="lightGray"/>
               </w:rPr>
             </w:pPr>
             <w:r>
               <w:rPr>
                 <w:b/>
                 <w:sz w:val="22"/>
+                <w:highlight w:val="lightGray"/>
               </w:rPr>
               <w:t>Gestion du projet</w:t>
             </w:r>
@@ -207,12 +209,14 @@
               <w:spacing w:after="40"/>
               <w:rPr>
                 <w:sz w:val="22"/>
+                <w:highlight w:val="lightGray"/>
                 <w:lang w:val="fr-FR"/>
               </w:rPr>
             </w:pPr>
             <w:r>
               <w:rPr>
                 <w:sz w:val="22"/>
+                <w:highlight w:val="lightGray"/>
                 <w:lang w:val="fr-FR"/>
               </w:rPr>
               <w:t>Analyser le cahier des charges et identifier les exigences</w:t>
@@ -291,6 +295,7 @@
               <w:spacing w:after="40"/>
               <w:rPr>
                 <w:sz w:val="22"/>
+                <w:highlight w:val="lightGray"/>
                 <w:lang w:val="fr-FR"/>
               </w:rPr>
             </w:pPr>
@@ -306,11 +311,13 @@
               <w:spacing w:after="40"/>
               <w:rPr>
                 <w:sz w:val="22"/>
+                <w:highlight w:val="lightGray"/>
               </w:rPr>
             </w:pPr>
             <w:r>
               <w:rPr>
                 <w:sz w:val="22"/>
+                <w:highlight w:val="lightGray"/>
               </w:rPr>
               <w:t>Définir l’architecture technique générale</w:t>
             </w:r>
@@ -392,6 +399,7 @@
               <w:spacing w:after="40"/>
               <w:rPr>
                 <w:sz w:val="22"/>
+                <w:highlight w:val="lightGray"/>
               </w:rPr>
             </w:pPr>
           </w:p>
@@ -406,12 +414,14 @@
               <w:spacing w:after="40"/>
               <w:rPr>
                 <w:sz w:val="22"/>
+                <w:highlight w:val="lightGray"/>
                 <w:lang w:val="fr-FR"/>
               </w:rPr>
             </w:pPr>
             <w:r>
               <w:rPr>
                 <w:sz w:val="22"/>
+                <w:highlight w:val="lightGray"/>
                 <w:lang w:val="fr-FR"/>
               </w:rPr>
               <w:t>Répartir les tâches et les responsabilités</w:t>
@@ -497,6 +507,7 @@
               <w:spacing w:after="40"/>
               <w:rPr>
                 <w:sz w:val="22"/>
+                <w:highlight w:val="lightGray"/>
                 <w:lang w:val="fr-FR"/>
               </w:rPr>
             </w:pPr>
@@ -512,12 +523,14 @@
               <w:spacing w:after="40"/>
               <w:rPr>
                 <w:sz w:val="22"/>
+                <w:highlight w:val="lightGray"/>
                 <w:lang w:val="fr-FR"/>
               </w:rPr>
             </w:pPr>
             <w:r>
               <w:rPr>
                 <w:sz w:val="22"/>
+                <w:highlight w:val="lightGray"/>
                 <w:lang w:val="fr-FR"/>
               </w:rPr>
               <w:t>Créer et gérer le dépôt GitHub (accès, branches, organisation)</w:t>
@@ -603,6 +616,7 @@
               <w:spacing w:after="40"/>
               <w:rPr>
                 <w:sz w:val="22"/>
+                <w:highlight w:val="lightGray"/>
                 <w:lang w:val="fr-FR"/>
               </w:rPr>
             </w:pPr>
@@ -618,12 +632,14 @@
               <w:spacing w:after="40"/>
               <w:rPr>
                 <w:sz w:val="22"/>
+                <w:highlight w:val="lightGray"/>
                 <w:lang w:val="fr-FR"/>
               </w:rPr>
             </w:pPr>
             <w:r>
               <w:rPr>
                 <w:sz w:val="22"/>
+                <w:highlight w:val="lightGray"/>
                 <w:lang w:val="fr-FR"/>
               </w:rPr>
               <w:t>Maintenir la documentation du projet</w:t>
@@ -844,7 +860,14 @@
                 <w:sz w:val="22"/>
                 <w:lang w:val="fr-FR"/>
               </w:rPr>
-              <w:t>Développer la création de questions</w:t>
+              <w:t xml:space="preserve">Développer la </w:t>
+            </w:r>
+            <w:r>
+              <w:rPr>
+                <w:sz w:val="22"/>
+                <w:lang w:val="fr-FR"/>
+              </w:rPr>
+              <w:t>classe Quizz.java</w:t>
             </w:r>
           </w:p>
         </w:tc>
@@ -950,7 +973,14 @@
                 <w:sz w:val="22"/>
                 <w:lang w:val="fr-FR"/>
               </w:rPr>
-              <w:t>Développer la modification de questions</w:t>
+              <w:t xml:space="preserve">Développer la </w:t>
+            </w:r>
+            <w:r>
+              <w:rPr>
+                <w:sz w:val="22"/>
+                <w:lang w:val="fr-FR"/>
+              </w:rPr>
+              <w:t>classe BaseQuestions.java</w:t>
             </w:r>
           </w:p>
         </w:tc>
@@ -1049,8 +1079,15 @@
                 <w:sz w:val="22"/>
                 <w:lang w:val="fr-FR"/>
               </w:rPr>
-              <w:t>Développer la suppression de questions</w:t>
+              <w:t xml:space="preserve">Développer la </w:t>
             </w:r>
+            <w:r>
+              <w:rPr>
+                <w:sz w:val="22"/>
+                <w:lang w:val="fr-FR"/>
+              </w:rPr>
+              <w:t>classe Reponse.java</w:t>
+            </w:r>
           </w:p>
         </w:tc>
         <w:tc>
@@ -1070,7 +1107,14 @@
                 <w:sz w:val="22"/>
                 <w:lang w:val="fr-FR"/>
               </w:rPr>
-              <w:t>Anas</w:t>
+              <w:t>A</w:t>
+            </w:r>
+            <w:r>
+              <w:rPr>
+                <w:sz w:val="22"/>
+                <w:lang w:val="fr-FR"/>
+              </w:rPr>
+              <w:t>inul</w:t>
             </w:r>
           </w:p>
         </w:tc>
@@ -1148,7 +1192,14 @@
                 <w:sz w:val="22"/>
                 <w:lang w:val="fr-FR"/>
               </w:rPr>
-              <w:t>Développer le déroulement du quiz</w:t>
+              <w:t xml:space="preserve">Développer </w:t>
+            </w:r>
+            <w:r>
+              <w:rPr>
+                <w:sz w:val="22"/>
+                <w:lang w:val="fr-FR"/>
+              </w:rPr>
+              <w:t>la classe ImportJSON.java</w:t>
             </w:r>
           </w:p>
         </w:tc>
@@ -1254,8 +1305,15 @@
                 <w:sz w:val="22"/>
                 <w:lang w:val="fr-FR"/>
               </w:rPr>
-              <w:t>Développer l’accès de Java à la base de données</w:t>
+              <w:t>Développer l</w:t>
             </w:r>
+            <w:r>
+              <w:rPr>
+                <w:sz w:val="22"/>
+                <w:lang w:val="fr-FR"/>
+              </w:rPr>
+              <w:t>a classe Question.java</w:t>
+            </w:r>
           </w:p>
         </w:tc>
         <w:tc>
@@ -1275,7 +1333,7 @@
                 <w:sz w:val="22"/>
                 <w:lang w:val="fr-FR"/>
               </w:rPr>
-              <w:t>Ainul, Anas</w:t>
+              <w:t>Ainul</w:t>
             </w:r>
           </w:p>
         </w:tc>
@@ -1330,9 +1388,17 @@
               <w:spacing w:after="40"/>
               <w:rPr>
                 <w:sz w:val="22"/>
-                <w:lang w:val="fr-FR"/>
-              </w:rPr>
-            </w:pPr>
+                <w:highlight w:val="yellow"/>
+              </w:rPr>
+            </w:pPr>
+            <w:r>
+              <w:rPr>
+                <w:b/>
+                <w:sz w:val="22"/>
+                <w:highlight w:val="yellow"/>
+              </w:rPr>
+              <w:t>Base de données</w:t>
+            </w:r>
           </w:p>
         </w:tc>
         <w:tc>
@@ -1345,15 +1411,17 @@
               <w:spacing w:after="40"/>
               <w:rPr>
                 <w:sz w:val="22"/>
+                <w:highlight w:val="yellow"/>
                 <w:lang w:val="fr-FR"/>
               </w:rPr>
             </w:pPr>
             <w:r>
               <w:rPr>
                 <w:sz w:val="22"/>
-                <w:lang w:val="fr-FR"/>
-              </w:rPr>
-              <w:t>Développer l’import et l’export des questions au format JSON</w:t>
+                <w:highlight w:val="yellow"/>
+                <w:lang w:val="fr-FR"/>
+              </w:rPr>
+              <w:t>Choisir le système de gestion de base de données</w:t>
             </w:r>
           </w:p>
         </w:tc>
@@ -1374,7 +1442,7 @@
                 <w:sz w:val="22"/>
                 <w:lang w:val="fr-FR"/>
               </w:rPr>
-              <w:t>Ainul</w:t>
+              <w:t>Anas</w:t>
             </w:r>
           </w:p>
         </w:tc>
@@ -1395,7 +1463,7 @@
                 <w:sz w:val="22"/>
                 <w:lang w:val="fr-FR"/>
               </w:rPr>
-              <w:t>Ainul</w:t>
+              <w:t>Anas</w:t>
             </w:r>
           </w:p>
         </w:tc>
@@ -1416,7 +1484,7 @@
                 <w:sz w:val="22"/>
                 <w:lang w:val="fr-FR"/>
               </w:rPr>
-              <w:t>Adam</w:t>
+              <w:t>Adam, Ainul</w:t>
             </w:r>
           </w:p>
         </w:tc>
@@ -1436,6 +1504,7 @@
               <w:spacing w:after="40"/>
               <w:rPr>
                 <w:sz w:val="22"/>
+                <w:highlight w:val="yellow"/>
                 <w:lang w:val="fr-FR"/>
               </w:rPr>
             </w:pPr>
@@ -1451,15 +1520,17 @@
               <w:spacing w:after="40"/>
               <w:rPr>
                 <w:sz w:val="22"/>
+                <w:highlight w:val="yellow"/>
                 <w:lang w:val="fr-FR"/>
               </w:rPr>
             </w:pPr>
             <w:r>
               <w:rPr>
                 <w:sz w:val="22"/>
-                <w:lang w:val="fr-FR"/>
-              </w:rPr>
-              <w:t>Développer la récupération de quiz depuis d’autres sites</w:t>
+                <w:highlight w:val="yellow"/>
+                <w:lang w:val="fr-FR"/>
+              </w:rPr>
+              <w:t>Concevoir le schéma de la base de données</w:t>
             </w:r>
           </w:p>
         </w:tc>
@@ -1480,7 +1551,7 @@
                 <w:sz w:val="22"/>
                 <w:lang w:val="fr-FR"/>
               </w:rPr>
-              <w:t>Ainul</w:t>
+              <w:t>Anas</w:t>
             </w:r>
           </w:p>
         </w:tc>
@@ -1501,7 +1572,7 @@
                 <w:sz w:val="22"/>
                 <w:lang w:val="fr-FR"/>
               </w:rPr>
-              <w:t>Ainul</w:t>
+              <w:t>Anas</w:t>
             </w:r>
           </w:p>
         </w:tc>
@@ -1522,7 +1593,7 @@
                 <w:sz w:val="22"/>
                 <w:lang w:val="fr-FR"/>
               </w:rPr>
-              <w:t>Adam</w:t>
+              <w:t>Ainul, Adam</w:t>
             </w:r>
           </w:p>
         </w:tc>
@@ -1542,15 +1613,10 @@
               <w:spacing w:after="40"/>
               <w:rPr>
                 <w:sz w:val="22"/>
-              </w:rPr>
-            </w:pPr>
-            <w:r>
-              <w:rPr>
-                <w:b/>
-                <w:sz w:val="22"/>
-              </w:rPr>
-              <w:t>Base de données</w:t>
-            </w:r>
+                <w:highlight w:val="yellow"/>
+                <w:lang w:val="fr-FR"/>
+              </w:rPr>
+            </w:pPr>
           </w:p>
         </w:tc>
         <w:tc>
@@ -1563,15 +1629,17 @@
               <w:spacing w:after="40"/>
               <w:rPr>
                 <w:sz w:val="22"/>
+                <w:highlight w:val="yellow"/>
                 <w:lang w:val="fr-FR"/>
               </w:rPr>
             </w:pPr>
             <w:r>
               <w:rPr>
                 <w:sz w:val="22"/>
-                <w:lang w:val="fr-FR"/>
-              </w:rPr>
-              <w:t>Choisir le système de gestion de base de données</w:t>
+                <w:highlight w:val="yellow"/>
+                <w:lang w:val="fr-FR"/>
+              </w:rPr>
+              <w:t>Créer les tables et les relations</w:t>
             </w:r>
           </w:p>
         </w:tc>
@@ -1629,12 +1697,114 @@
                 <w:lang w:val="fr-FR"/>
               </w:rPr>
             </w:pPr>
+          </w:p>
+        </w:tc>
+      </w:tr>
+      <w:tr>
+        <w:trPr>
+          <w:trHeight w:val="315"/>
+          <w:jc w:val="center"/>
+        </w:trPr>
+        <w:tc>
+          <w:tcPr>
+            <w:tcW w:w="4929" w:type="dxa"/>
+            <w:vAlign w:val="center"/>
+          </w:tcPr>
+          <w:p>
+            <w:pPr>
+              <w:spacing w:after="40"/>
+              <w:rPr>
+                <w:sz w:val="22"/>
+                <w:highlight w:val="yellow"/>
+                <w:lang w:val="fr-FR"/>
+              </w:rPr>
+            </w:pPr>
+          </w:p>
+        </w:tc>
+        <w:tc>
+          <w:tcPr>
+            <w:tcW w:w="8665" w:type="dxa"/>
+            <w:vAlign w:val="center"/>
+          </w:tcPr>
+          <w:p>
+            <w:pPr>
+              <w:spacing w:after="40"/>
+              <w:rPr>
+                <w:sz w:val="22"/>
+                <w:highlight w:val="yellow"/>
+                <w:lang w:val="fr-FR"/>
+              </w:rPr>
+            </w:pPr>
             <w:r>
               <w:rPr>
                 <w:sz w:val="22"/>
-                <w:lang w:val="fr-FR"/>
-              </w:rPr>
-              <w:t>Adam, Ainul</w:t>
+                <w:highlight w:val="yellow"/>
+                <w:lang w:val="fr-FR"/>
+              </w:rPr>
+              <w:t>Ajouter des questions et réponses de test</w:t>
+            </w:r>
+          </w:p>
+        </w:tc>
+        <w:tc>
+          <w:tcPr>
+            <w:tcW w:w="1912" w:type="dxa"/>
+          </w:tcPr>
+          <w:p>
+            <w:pPr>
+              <w:spacing w:after="40"/>
+              <w:rPr>
+                <w:sz w:val="22"/>
+                <w:lang w:val="fr-FR"/>
+              </w:rPr>
+            </w:pPr>
+            <w:r>
+              <w:rPr>
+                <w:sz w:val="22"/>
+                <w:lang w:val="fr-FR"/>
+              </w:rPr>
+              <w:t>Ainul</w:t>
+            </w:r>
+          </w:p>
+        </w:tc>
+        <w:tc>
+          <w:tcPr>
+            <w:tcW w:w="1912" w:type="dxa"/>
+          </w:tcPr>
+          <w:p>
+            <w:pPr>
+              <w:spacing w:after="40"/>
+              <w:rPr>
+                <w:sz w:val="22"/>
+                <w:lang w:val="fr-FR"/>
+              </w:rPr>
+            </w:pPr>
+            <w:r>
+              <w:rPr>
+                <w:sz w:val="22"/>
+                <w:lang w:val="fr-FR"/>
+              </w:rPr>
+              <w:t>Anas</w:t>
+            </w:r>
+          </w:p>
+        </w:tc>
+        <w:tc>
+          <w:tcPr>
+            <w:tcW w:w="1912" w:type="dxa"/>
+          </w:tcPr>
+          <w:p>
+            <w:pPr>
+              <w:spacing w:after="40"/>
+              <w:rPr>
+                <w:sz w:val="22"/>
+                <w:lang w:val="fr-FR"/>
+              </w:rPr>
+            </w:pPr>
+            <w:r>
+              <w:rPr>
+                <w:sz w:val="22"/>
+                <w:lang w:val="fr-FR"/>
+              </w:rPr>
+              <w:t>Adam</w:t>
             </w:r>
           </w:p>
         </w:tc>
@@ -1654,6 +1824,7 @@
               <w:spacing w:after="40"/>
               <w:rPr>
                 <w:sz w:val="22"/>
+                <w:highlight w:val="yellow"/>
                 <w:lang w:val="fr-FR"/>
               </w:rPr>
             </w:pPr>
@@ -1669,15 +1840,17 @@
               <w:spacing w:after="40"/>
               <w:rPr>
                 <w:sz w:val="22"/>
+                <w:highlight w:val="yellow"/>
                 <w:lang w:val="fr-FR"/>
               </w:rPr>
             </w:pPr>
             <w:r>
               <w:rPr>
                 <w:sz w:val="22"/>
-                <w:lang w:val="fr-FR"/>
-              </w:rPr>
-              <w:t>Concevoir le schéma de la base de données</w:t>
+                <w:highlight w:val="yellow"/>
+                <w:lang w:val="fr-FR"/>
+              </w:rPr>
+              <w:t>Tester les opérations sur la base de données</w:t>
             </w:r>
           </w:p>
         </w:tc>
@@ -1740,7 +1913,7 @@
                 <w:sz w:val="22"/>
                 <w:lang w:val="fr-FR"/>
               </w:rPr>
-              <w:t>Ainul, Adam</w:t>
+              <w:t>Ainul</w:t>
             </w:r>
           </w:p>
         </w:tc>
@@ -1760,9 +1933,17 @@
               <w:spacing w:after="40"/>
               <w:rPr>
                 <w:sz w:val="22"/>
-                <w:lang w:val="fr-FR"/>
-              </w:rPr>
-            </w:pPr>
+                <w:highlight w:val="green"/>
+              </w:rPr>
+            </w:pPr>
+            <w:r>
+              <w:rPr>
+                <w:b/>
+                <w:sz w:val="22"/>
+                <w:highlight w:val="green"/>
+              </w:rPr>
+              <w:t>Site web</w:t>
+            </w:r>
           </w:p>
         </w:tc>
         <w:tc>
@@ -1775,15 +1956,17 @@
               <w:spacing w:after="40"/>
               <w:rPr>
                 <w:sz w:val="22"/>
+                <w:highlight w:val="green"/>
                 <w:lang w:val="fr-FR"/>
               </w:rPr>
             </w:pPr>
             <w:r>
               <w:rPr>
                 <w:sz w:val="22"/>
-                <w:lang w:val="fr-FR"/>
-              </w:rPr>
-              <w:t>Créer les tables et les relations</w:t>
+                <w:highlight w:val="green"/>
+                <w:lang w:val="fr-FR"/>
+              </w:rPr>
+              <w:t>Créer la maquette du site web</w:t>
             </w:r>
           </w:p>
         </w:tc>
@@ -1804,7 +1987,7 @@
                 <w:sz w:val="22"/>
                 <w:lang w:val="fr-FR"/>
               </w:rPr>
-              <w:t>Anas</w:t>
+              <w:t>Adam</w:t>
             </w:r>
           </w:p>
         </w:tc>
@@ -1825,7 +2008,7 @@
                 <w:sz w:val="22"/>
                 <w:lang w:val="fr-FR"/>
               </w:rPr>
-              <w:t>Anas</w:t>
+              <w:t>Adam</w:t>
             </w:r>
           </w:p>
         </w:tc>
@@ -1841,111 +2024,12 @@
                 <w:lang w:val="fr-FR"/>
               </w:rPr>
             </w:pPr>
-          </w:p>
-        </w:tc>
-      </w:tr>
-      <w:tr>
-        <w:trPr>
-          <w:trHeight w:val="315"/>
-          <w:jc w:val="center"/>
-        </w:trPr>
-        <w:tc>
-          <w:tcPr>
-            <w:tcW w:w="4929" w:type="dxa"/>
-            <w:vAlign w:val="center"/>
-          </w:tcPr>
-          <w:p>
-            <w:pPr>
-              <w:spacing w:after="40"/>
-              <w:rPr>
-                <w:sz w:val="22"/>
-                <w:lang w:val="fr-FR"/>
-              </w:rPr>
-            </w:pPr>
-          </w:p>
-        </w:tc>
-        <w:tc>
-          <w:tcPr>
-            <w:tcW w:w="8665" w:type="dxa"/>
-            <w:vAlign w:val="center"/>
-          </w:tcPr>
-          <w:p>
-            <w:pPr>
-              <w:spacing w:after="40"/>
-              <w:rPr>
-                <w:sz w:val="22"/>
-                <w:lang w:val="fr-FR"/>
-              </w:rPr>
-            </w:pPr>
             <w:r>
               <w:rPr>
                 <w:sz w:val="22"/>
                 <w:lang w:val="fr-FR"/>
               </w:rPr>
-              <w:t>Ajouter des questions et réponses de test</w:t>
-            </w:r>
-          </w:p>
-        </w:tc>
-        <w:tc>
-          <w:tcPr>
-            <w:tcW w:w="1912" w:type="dxa"/>
-          </w:tcPr>
-          <w:p>
-            <w:pPr>
-              <w:spacing w:after="40"/>
-              <w:rPr>
-                <w:sz w:val="22"/>
-                <w:lang w:val="fr-FR"/>
-              </w:rPr>
-            </w:pPr>
-            <w:r>
-              <w:rPr>
-                <w:sz w:val="22"/>
-                <w:lang w:val="fr-FR"/>
-              </w:rPr>
-              <w:t>Ainul</w:t>
-            </w:r>
-          </w:p>
-        </w:tc>
-        <w:tc>
-          <w:tcPr>
-            <w:tcW w:w="1912" w:type="dxa"/>
-          </w:tcPr>
-          <w:p>
-            <w:pPr>
-              <w:spacing w:after="40"/>
-              <w:rPr>
-                <w:sz w:val="22"/>
-                <w:lang w:val="fr-FR"/>
-              </w:rPr>
-            </w:pPr>
-            <w:r>
-              <w:rPr>
-                <w:sz w:val="22"/>
-                <w:lang w:val="fr-FR"/>
-              </w:rPr>
-              <w:t>Anas</w:t>
-            </w:r>
-          </w:p>
-        </w:tc>
-        <w:tc>
-          <w:tcPr>
-            <w:tcW w:w="1912" w:type="dxa"/>
-          </w:tcPr>
-          <w:p>
-            <w:pPr>
-              <w:spacing w:after="40"/>
-              <w:rPr>
-                <w:sz w:val="22"/>
-                <w:lang w:val="fr-FR"/>
-              </w:rPr>
-            </w:pPr>
-            <w:r>
-              <w:rPr>
-                <w:sz w:val="22"/>
-                <w:lang w:val="fr-FR"/>
-              </w:rPr>
-              <w:t>Adam</w:t>
+              <w:t>Anas, Ainul</w:t>
             </w:r>
           </w:p>
         </w:tc>
@@ -1965,6 +2049,7 @@
               <w:spacing w:after="40"/>
               <w:rPr>
                 <w:sz w:val="22"/>
+                <w:highlight w:val="green"/>
                 <w:lang w:val="fr-FR"/>
               </w:rPr>
             </w:pPr>
@@ -1980,15 +2065,17 @@
               <w:spacing w:after="40"/>
               <w:rPr>
                 <w:sz w:val="22"/>
+                <w:highlight w:val="green"/>
                 <w:lang w:val="fr-FR"/>
               </w:rPr>
             </w:pPr>
             <w:r>
               <w:rPr>
                 <w:sz w:val="22"/>
-                <w:lang w:val="fr-FR"/>
-              </w:rPr>
-              <w:t>Tester les opérations sur la base de données</w:t>
+                <w:highlight w:val="green"/>
+                <w:lang w:val="fr-FR"/>
+              </w:rPr>
+              <w:t>Développer l’interface permettant de répondre au quiz</w:t>
             </w:r>
           </w:p>
         </w:tc>
@@ -2009,7 +2096,7 @@
                 <w:sz w:val="22"/>
                 <w:lang w:val="fr-FR"/>
               </w:rPr>
-              <w:t>Anas</w:t>
+              <w:t>Adam</w:t>
             </w:r>
           </w:p>
         </w:tc>
@@ -2030,7 +2117,7 @@
                 <w:sz w:val="22"/>
                 <w:lang w:val="fr-FR"/>
               </w:rPr>
-              <w:t>Anas</w:t>
+              <w:t>Adam</w:t>
             </w:r>
           </w:p>
         </w:tc>
@@ -2071,15 +2158,10 @@
               <w:spacing w:after="40"/>
               <w:rPr>
                 <w:sz w:val="22"/>
-              </w:rPr>
-            </w:pPr>
-            <w:r>
-              <w:rPr>
-                <w:b/>
-                <w:sz w:val="22"/>
-              </w:rPr>
-              <w:t>Site web</w:t>
-            </w:r>
+                <w:highlight w:val="green"/>
+                <w:lang w:val="fr-FR"/>
+              </w:rPr>
+            </w:pPr>
           </w:p>
         </w:tc>
         <w:tc>
@@ -2092,15 +2174,17 @@
               <w:spacing w:after="40"/>
               <w:rPr>
                 <w:sz w:val="22"/>
+                <w:highlight w:val="green"/>
                 <w:lang w:val="fr-FR"/>
               </w:rPr>
             </w:pPr>
             <w:r>
               <w:rPr>
                 <w:sz w:val="22"/>
-                <w:lang w:val="fr-FR"/>
-              </w:rPr>
-              <w:t>Créer la maquette du site web</w:t>
+                <w:highlight w:val="green"/>
+                <w:lang w:val="fr-FR"/>
+              </w:rPr>
+              <w:t>Développer la communication entre le site web et la base de données</w:t>
             </w:r>
           </w:p>
         </w:tc>
@@ -2163,7 +2247,7 @@
                 <w:sz w:val="22"/>
                 <w:lang w:val="fr-FR"/>
               </w:rPr>
-              <w:t>Anas, Ainul</w:t>
+              <w:t>Anas</w:t>
             </w:r>
           </w:p>
         </w:tc>
@@ -2183,6 +2267,7 @@
               <w:spacing w:after="40"/>
               <w:rPr>
                 <w:sz w:val="22"/>
+                <w:highlight w:val="green"/>
                 <w:lang w:val="fr-FR"/>
               </w:rPr>
             </w:pPr>
@@ -2198,15 +2283,17 @@
               <w:spacing w:after="40"/>
               <w:rPr>
                 <w:sz w:val="22"/>
+                <w:highlight w:val="green"/>
                 <w:lang w:val="fr-FR"/>
               </w:rPr>
             </w:pPr>
             <w:r>
               <w:rPr>
                 <w:sz w:val="22"/>
-                <w:lang w:val="fr-FR"/>
-              </w:rPr>
-              <w:t>Développer l’interface permettant de répondre au quiz</w:t>
+                <w:highlight w:val="green"/>
+                <w:lang w:val="fr-FR"/>
+              </w:rPr>
+              <w:t>Afficher les questions et récupérer les réponses de l’utilisateur</w:t>
             </w:r>
           </w:p>
         </w:tc>
@@ -2289,6 +2376,7 @@
               <w:spacing w:after="40"/>
               <w:rPr>
                 <w:sz w:val="22"/>
+                <w:highlight w:val="green"/>
                 <w:lang w:val="fr-FR"/>
               </w:rPr>
             </w:pPr>
@@ -2304,15 +2392,15 @@
               <w:spacing w:after="40"/>
               <w:rPr>
                 <w:sz w:val="22"/>
-                <w:lang w:val="fr-FR"/>
+                <w:highlight w:val="green"/>
               </w:rPr>
             </w:pPr>
             <w:r>
               <w:rPr>
                 <w:sz w:val="22"/>
-                <w:lang w:val="fr-FR"/>
-              </w:rPr>
-              <w:t>Développer la communication entre le site web et la base de données</w:t>
+                <w:highlight w:val="green"/>
+              </w:rPr>
+              <w:t>Développer l’endpoint JSON /export</w:t>
             </w:r>
           </w:p>
         </w:tc>
@@ -2325,7 +2413,6 @@
               <w:spacing w:after="40"/>
               <w:rPr>
                 <w:sz w:val="22"/>
-                <w:lang w:val="fr-FR"/>
               </w:rPr>
             </w:pPr>
             <w:r>
@@ -2346,7 +2433,6 @@
               <w:spacing w:after="40"/>
               <w:rPr>
                 <w:sz w:val="22"/>
-                <w:lang w:val="fr-FR"/>
               </w:rPr>
             </w:pPr>
             <w:r>
@@ -2367,7 +2453,6 @@
               <w:spacing w:after="40"/>
               <w:rPr>
                 <w:sz w:val="22"/>
-                <w:lang w:val="fr-FR"/>
               </w:rPr>
             </w:pPr>
             <w:r>
@@ -2375,7 +2460,7 @@
                 <w:sz w:val="22"/>
                 <w:lang w:val="fr-FR"/>
               </w:rPr>
-              <w:t>Anas</w:t>
+              <w:t>Ainul</w:t>
             </w:r>
           </w:p>
         </w:tc>
@@ -2395,9 +2480,17 @@
               <w:spacing w:after="40"/>
               <w:rPr>
                 <w:sz w:val="22"/>
-                <w:lang w:val="fr-FR"/>
-              </w:rPr>
-            </w:pPr>
+                <w:highlight w:val="cyan"/>
+              </w:rPr>
+            </w:pPr>
+            <w:r>
+              <w:rPr>
+                <w:b/>
+                <w:sz w:val="22"/>
+                <w:highlight w:val="cyan"/>
+              </w:rPr>
+              <w:t>Intégration et tests</w:t>
+            </w:r>
           </w:p>
         </w:tc>
         <w:tc>
@@ -2410,15 +2503,17 @@
               <w:spacing w:after="40"/>
               <w:rPr>
                 <w:sz w:val="22"/>
+                <w:highlight w:val="cyan"/>
                 <w:lang w:val="fr-FR"/>
               </w:rPr>
             </w:pPr>
             <w:r>
               <w:rPr>
                 <w:sz w:val="22"/>
-                <w:lang w:val="fr-FR"/>
-              </w:rPr>
-              <w:t>Afficher les questions et récupérer les réponses de l’utilisateur</w:t>
+                <w:highlight w:val="cyan"/>
+                <w:lang w:val="fr-FR"/>
+              </w:rPr>
+              <w:t>Configurer la machine virtuelle et l’environnement de travail</w:t>
             </w:r>
           </w:p>
         </w:tc>
@@ -2439,49 +2534,49 @@
                 <w:sz w:val="22"/>
                 <w:lang w:val="fr-FR"/>
               </w:rPr>
+              <w:t>Anas</w:t>
+            </w:r>
+          </w:p>
+        </w:tc>
+        <w:tc>
+          <w:tcPr>
+            <w:tcW w:w="1912" w:type="dxa"/>
+          </w:tcPr>
+          <w:p>
+            <w:pPr>
+              <w:spacing w:after="40"/>
+              <w:rPr>
+                <w:sz w:val="22"/>
+                <w:lang w:val="fr-FR"/>
+              </w:rPr>
+            </w:pPr>
+            <w:r>
+              <w:rPr>
+                <w:sz w:val="22"/>
+                <w:lang w:val="fr-FR"/>
+              </w:rPr>
+              <w:t>Anas</w:t>
+            </w:r>
+          </w:p>
+        </w:tc>
+        <w:tc>
+          <w:tcPr>
+            <w:tcW w:w="1912" w:type="dxa"/>
+          </w:tcPr>
+          <w:p>
+            <w:pPr>
+              <w:spacing w:after="40"/>
+              <w:rPr>
+                <w:sz w:val="22"/>
+                <w:lang w:val="fr-FR"/>
+              </w:rPr>
+            </w:pPr>
+            <w:r>
+              <w:rPr>
+                <w:sz w:val="22"/>
+                <w:lang w:val="fr-FR"/>
+              </w:rPr>
               <w:t>Adam</w:t>
-            </w:r>
-          </w:p>
-        </w:tc>
-        <w:tc>
-          <w:tcPr>
-            <w:tcW w:w="1912" w:type="dxa"/>
-          </w:tcPr>
-          <w:p>
-            <w:pPr>
-              <w:spacing w:after="40"/>
-              <w:rPr>
-                <w:sz w:val="22"/>
-                <w:lang w:val="fr-FR"/>
-              </w:rPr>
-            </w:pPr>
-            <w:r>
-              <w:rPr>
-                <w:sz w:val="22"/>
-                <w:lang w:val="fr-FR"/>
-              </w:rPr>
-              <w:t>Adam</w:t>
-            </w:r>
-          </w:p>
-        </w:tc>
-        <w:tc>
-          <w:tcPr>
-            <w:tcW w:w="1912" w:type="dxa"/>
-          </w:tcPr>
-          <w:p>
-            <w:pPr>
-              <w:spacing w:after="40"/>
-              <w:rPr>
-                <w:sz w:val="22"/>
-                <w:lang w:val="fr-FR"/>
-              </w:rPr>
-            </w:pPr>
-            <w:r>
-              <w:rPr>
-                <w:sz w:val="22"/>
-                <w:lang w:val="fr-FR"/>
-              </w:rPr>
-              <w:t>Ainul</w:t>
             </w:r>
           </w:p>
         </w:tc>
@@ -2501,6 +2596,7 @@
               <w:spacing w:after="40"/>
               <w:rPr>
                 <w:sz w:val="22"/>
+                <w:highlight w:val="cyan"/>
                 <w:lang w:val="fr-FR"/>
               </w:rPr>
             </w:pPr>
@@ -2516,13 +2612,17 @@
               <w:spacing w:after="40"/>
               <w:rPr>
                 <w:sz w:val="22"/>
+                <w:highlight w:val="cyan"/>
+                <w:lang w:val="fr-FR"/>
               </w:rPr>
             </w:pPr>
             <w:r>
               <w:rPr>
                 <w:sz w:val="22"/>
-              </w:rPr>
-              <w:t>Développer l’endpoint JSON /export</w:t>
+                <w:highlight w:val="cyan"/>
+                <w:lang w:val="fr-FR"/>
+              </w:rPr>
+              <w:t>Intégrer l’application Java, le site web et la base de données</w:t>
             </w:r>
           </w:p>
         </w:tc>
@@ -2535,6 +2635,7 @@
               <w:spacing w:after="40"/>
               <w:rPr>
                 <w:sz w:val="22"/>
+                <w:lang w:val="fr-FR"/>
               </w:rPr>
             </w:pPr>
             <w:r>
@@ -2542,7 +2643,7 @@
                 <w:sz w:val="22"/>
                 <w:lang w:val="fr-FR"/>
               </w:rPr>
-              <w:t>Adam</w:t>
+              <w:t>Anas</w:t>
             </w:r>
           </w:p>
         </w:tc>
@@ -2555,6 +2656,7 @@
               <w:spacing w:after="40"/>
               <w:rPr>
                 <w:sz w:val="22"/>
+                <w:lang w:val="fr-FR"/>
               </w:rPr>
             </w:pPr>
             <w:r>
@@ -2562,7 +2664,7 @@
                 <w:sz w:val="22"/>
                 <w:lang w:val="fr-FR"/>
               </w:rPr>
-              <w:t>Adam</w:t>
+              <w:t>Anas</w:t>
             </w:r>
           </w:p>
         </w:tc>
@@ -2575,6 +2677,7 @@
               <w:spacing w:after="40"/>
               <w:rPr>
                 <w:sz w:val="22"/>
+                <w:lang w:val="fr-FR"/>
               </w:rPr>
             </w:pPr>
             <w:r>
@@ -2582,7 +2685,7 @@
                 <w:sz w:val="22"/>
                 <w:lang w:val="fr-FR"/>
               </w:rPr>
-              <w:t>Ainul</w:t>
+              <w:t>Adam, Ainul</w:t>
             </w:r>
           </w:p>
         </w:tc>
@@ -2602,15 +2705,10 @@
               <w:spacing w:after="40"/>
               <w:rPr>
                 <w:sz w:val="22"/>
-              </w:rPr>
-            </w:pPr>
-            <w:r>
-              <w:rPr>
-                <w:b/>
-                <w:sz w:val="22"/>
-              </w:rPr>
-              <w:t>Intégration et tests</w:t>
-            </w:r>
+                <w:highlight w:val="cyan"/>
+                <w:lang w:val="fr-FR"/>
+              </w:rPr>
+            </w:pPr>
           </w:p>
         </w:tc>
         <w:tc>
@@ -2623,15 +2721,17 @@
               <w:spacing w:after="40"/>
               <w:rPr>
                 <w:sz w:val="22"/>
+                <w:highlight w:val="cyan"/>
                 <w:lang w:val="fr-FR"/>
               </w:rPr>
             </w:pPr>
             <w:r>
               <w:rPr>
                 <w:sz w:val="22"/>
-                <w:lang w:val="fr-FR"/>
-              </w:rPr>
-              <w:t>Configurer la machine virtuelle et l’environnement de travail</w:t>
+                <w:highlight w:val="cyan"/>
+                <w:lang w:val="fr-FR"/>
+              </w:rPr>
+              <w:t>Tester le fonctionnement complet de l’application</w:t>
             </w:r>
           </w:p>
         </w:tc>
@@ -2652,28 +2752,7 @@
                 <w:sz w:val="22"/>
                 <w:lang w:val="fr-FR"/>
               </w:rPr>
-              <w:t>Anas</w:t>
-            </w:r>
-          </w:p>
-        </w:tc>
-        <w:tc>
-          <w:tcPr>
-            <w:tcW w:w="1912" w:type="dxa"/>
-          </w:tcPr>
-          <w:p>
-            <w:pPr>
-              <w:spacing w:after="40"/>
-              <w:rPr>
-                <w:sz w:val="22"/>
-                <w:lang w:val="fr-FR"/>
-              </w:rPr>
-            </w:pPr>
-            <w:r>
-              <w:rPr>
-                <w:sz w:val="22"/>
-                <w:lang w:val="fr-FR"/>
-              </w:rPr>
-              <w:t>Anas</w:t>
+              <w:t>Anas, Adam, Ainul</w:t>
             </w:r>
           </w:p>
         </w:tc>
@@ -2696,6 +2775,20 @@
               </w:rPr>
               <w:t>Adam</w:t>
             </w:r>
+          </w:p>
+        </w:tc>
+        <w:tc>
+          <w:tcPr>
+            <w:tcW w:w="1912" w:type="dxa"/>
+          </w:tcPr>
+          <w:p>
+            <w:pPr>
+              <w:spacing w:after="40"/>
+              <w:rPr>
+                <w:sz w:val="22"/>
+                <w:lang w:val="fr-FR"/>
+              </w:rPr>
+            </w:pPr>
           </w:p>
         </w:tc>
       </w:tr>
@@ -2714,6 +2807,7 @@
               <w:spacing w:after="40"/>
               <w:rPr>
                 <w:sz w:val="22"/>
+                <w:highlight w:val="cyan"/>
                 <w:lang w:val="fr-FR"/>
               </w:rPr>
             </w:pPr>
@@ -2729,15 +2823,17 @@
               <w:spacing w:after="40"/>
               <w:rPr>
                 <w:sz w:val="22"/>
+                <w:highlight w:val="cyan"/>
                 <w:lang w:val="fr-FR"/>
               </w:rPr>
             </w:pPr>
             <w:r>
               <w:rPr>
                 <w:sz w:val="22"/>
-                <w:lang w:val="fr-FR"/>
-              </w:rPr>
-              <w:t>Intégrer l’application Java, le site web et la base de données</w:t>
+                <w:highlight w:val="cyan"/>
+                <w:lang w:val="fr-FR"/>
+              </w:rPr>
+              <w:t>Tester les échanges JSON entre plusieurs sites de quiz</w:t>
             </w:r>
           </w:p>
         </w:tc>
@@ -2758,49 +2854,49 @@
                 <w:sz w:val="22"/>
                 <w:lang w:val="fr-FR"/>
               </w:rPr>
+              <w:t>Ainul, Adam</w:t>
+            </w:r>
+          </w:p>
+        </w:tc>
+        <w:tc>
+          <w:tcPr>
+            <w:tcW w:w="1912" w:type="dxa"/>
+          </w:tcPr>
+          <w:p>
+            <w:pPr>
+              <w:spacing w:after="40"/>
+              <w:rPr>
+                <w:sz w:val="22"/>
+                <w:lang w:val="fr-FR"/>
+              </w:rPr>
+            </w:pPr>
+            <w:r>
+              <w:rPr>
+                <w:sz w:val="22"/>
+                <w:lang w:val="fr-FR"/>
+              </w:rPr>
+              <w:t>Ainul</w:t>
+            </w:r>
+          </w:p>
+        </w:tc>
+        <w:tc>
+          <w:tcPr>
+            <w:tcW w:w="1912" w:type="dxa"/>
+          </w:tcPr>
+          <w:p>
+            <w:pPr>
+              <w:spacing w:after="40"/>
+              <w:rPr>
+                <w:sz w:val="22"/>
+                <w:lang w:val="fr-FR"/>
+              </w:rPr>
+            </w:pPr>
+            <w:r>
+              <w:rPr>
+                <w:sz w:val="22"/>
+                <w:lang w:val="fr-FR"/>
+              </w:rPr>
               <w:t>Anas</w:t>
-            </w:r>
-          </w:p>
-        </w:tc>
-        <w:tc>
-          <w:tcPr>
-            <w:tcW w:w="1912" w:type="dxa"/>
-          </w:tcPr>
-          <w:p>
-            <w:pPr>
-              <w:spacing w:after="40"/>
-              <w:rPr>
-                <w:sz w:val="22"/>
-                <w:lang w:val="fr-FR"/>
-              </w:rPr>
-            </w:pPr>
-            <w:r>
-              <w:rPr>
-                <w:sz w:val="22"/>
-                <w:lang w:val="fr-FR"/>
-              </w:rPr>
-              <w:t>Anas</w:t>
-            </w:r>
-          </w:p>
-        </w:tc>
-        <w:tc>
-          <w:tcPr>
-            <w:tcW w:w="1912" w:type="dxa"/>
-          </w:tcPr>
-          <w:p>
-            <w:pPr>
-              <w:spacing w:after="40"/>
-              <w:rPr>
-                <w:sz w:val="22"/>
-                <w:lang w:val="fr-FR"/>
-              </w:rPr>
-            </w:pPr>
-            <w:r>
-              <w:rPr>
-                <w:sz w:val="22"/>
-                <w:lang w:val="fr-FR"/>
-              </w:rPr>
-              <w:t>Adam, Ainul</w:t>
             </w:r>
           </w:p>
         </w:tc>
@@ -2819,7 +2915,10 @@
             <w:pPr>
               <w:spacing w:after="40"/>
               <w:rPr>
-                <w:sz w:val="22"/>
+                <w:b/>
+                <w:bCs/>
+                <w:sz w:val="22"/>
+                <w:highlight w:val="cyan"/>
                 <w:lang w:val="fr-FR"/>
               </w:rPr>
             </w:pPr>
@@ -2835,15 +2934,17 @@
               <w:spacing w:after="40"/>
               <w:rPr>
                 <w:sz w:val="22"/>
+                <w:highlight w:val="cyan"/>
                 <w:lang w:val="fr-FR"/>
               </w:rPr>
             </w:pPr>
             <w:r>
               <w:rPr>
                 <w:sz w:val="22"/>
-                <w:lang w:val="fr-FR"/>
-              </w:rPr>
-              <w:t>Tester le fonctionnement complet de l’application</w:t>
+                <w:highlight w:val="cyan"/>
+                <w:lang w:val="fr-FR"/>
+              </w:rPr>
+              <w:t>Corriger les bugs et valider les fonctionnalités</w:t>
             </w:r>
           </w:p>
         </w:tc>
@@ -2919,9 +3020,17 @@
               <w:spacing w:after="40"/>
               <w:rPr>
                 <w:sz w:val="22"/>
-                <w:lang w:val="fr-FR"/>
-              </w:rPr>
-            </w:pPr>
+                <w:highlight w:val="magenta"/>
+              </w:rPr>
+            </w:pPr>
+            <w:r>
+              <w:rPr>
+                <w:b/>
+                <w:sz w:val="22"/>
+                <w:highlight w:val="magenta"/>
+              </w:rPr>
+              <w:t>Livrables finaux</w:t>
+            </w:r>
           </w:p>
         </w:tc>
         <w:tc>
@@ -2934,15 +3043,17 @@
               <w:spacing w:after="40"/>
               <w:rPr>
                 <w:sz w:val="22"/>
+                <w:highlight w:val="magenta"/>
                 <w:lang w:val="fr-FR"/>
               </w:rPr>
             </w:pPr>
             <w:r>
               <w:rPr>
                 <w:sz w:val="22"/>
-                <w:lang w:val="fr-FR"/>
-              </w:rPr>
-              <w:t>Tester les échanges JSON entre plusieurs sites de quiz</w:t>
+                <w:highlight w:val="magenta"/>
+                <w:lang w:val="fr-FR"/>
+              </w:rPr>
+              <w:t>Rédiger les instructions d’installation et d’exécution</w:t>
             </w:r>
           </w:p>
         </w:tc>
@@ -2963,7 +3074,7 @@
                 <w:sz w:val="22"/>
                 <w:lang w:val="fr-FR"/>
               </w:rPr>
-              <w:t>Ainul, Adam</w:t>
+              <w:t>Anas</w:t>
             </w:r>
           </w:p>
         </w:tc>
@@ -2984,28 +3095,28 @@
                 <w:sz w:val="22"/>
                 <w:lang w:val="fr-FR"/>
               </w:rPr>
+              <w:t>Adam</w:t>
+            </w:r>
+          </w:p>
+        </w:tc>
+        <w:tc>
+          <w:tcPr>
+            <w:tcW w:w="1912" w:type="dxa"/>
+          </w:tcPr>
+          <w:p>
+            <w:pPr>
+              <w:spacing w:after="40"/>
+              <w:rPr>
+                <w:sz w:val="22"/>
+                <w:lang w:val="fr-FR"/>
+              </w:rPr>
+            </w:pPr>
+            <w:r>
+              <w:rPr>
+                <w:sz w:val="22"/>
+                <w:lang w:val="fr-FR"/>
+              </w:rPr>
               <w:t>Ainul</w:t>
-            </w:r>
-          </w:p>
-        </w:tc>
-        <w:tc>
-          <w:tcPr>
-            <w:tcW w:w="1912" w:type="dxa"/>
-          </w:tcPr>
-          <w:p>
-            <w:pPr>
-              <w:spacing w:after="40"/>
-              <w:rPr>
-                <w:sz w:val="22"/>
-                <w:lang w:val="fr-FR"/>
-              </w:rPr>
-            </w:pPr>
-            <w:r>
-              <w:rPr>
-                <w:sz w:val="22"/>
-                <w:lang w:val="fr-FR"/>
-              </w:rPr>
-              <w:t>Anas</w:t>
             </w:r>
           </w:p>
         </w:tc>
@@ -3025,6 +3136,7 @@
               <w:spacing w:after="40"/>
               <w:rPr>
                 <w:sz w:val="22"/>
+                <w:highlight w:val="magenta"/>
                 <w:lang w:val="fr-FR"/>
               </w:rPr>
             </w:pPr>
@@ -3040,15 +3152,17 @@
               <w:spacing w:after="40"/>
               <w:rPr>
                 <w:sz w:val="22"/>
+                <w:highlight w:val="magenta"/>
                 <w:lang w:val="fr-FR"/>
               </w:rPr>
             </w:pPr>
             <w:r>
               <w:rPr>
                 <w:sz w:val="22"/>
-                <w:lang w:val="fr-FR"/>
-              </w:rPr>
-              <w:t>Corriger les bugs et valider les fonctionnalités</w:t>
+                <w:highlight w:val="magenta"/>
+                <w:lang w:val="fr-FR"/>
+              </w:rPr>
+              <w:t>Rassembler et documenter les sources utilisées</w:t>
             </w:r>
           </w:p>
         </w:tc>
@@ -3069,7 +3183,7 @@
                 <w:sz w:val="22"/>
                 <w:lang w:val="fr-FR"/>
               </w:rPr>
-              <w:t>Anas, Adam, Ainul</w:t>
+              <w:t>Ainul</w:t>
             </w:r>
           </w:p>
         </w:tc>
@@ -3090,7 +3204,7 @@
                 <w:sz w:val="22"/>
                 <w:lang w:val="fr-FR"/>
               </w:rPr>
-              <w:t>Adam</w:t>
+              <w:t>Ainul</w:t>
             </w:r>
           </w:p>
         </w:tc>
@@ -3106,6 +3220,13 @@
                 <w:lang w:val="fr-FR"/>
               </w:rPr>
             </w:pPr>
+            <w:r>
+              <w:rPr>
+                <w:sz w:val="22"/>
+                <w:lang w:val="fr-FR"/>
+              </w:rPr>
+              <w:t>Anas, Adam</w:t>
+            </w:r>
           </w:p>
         </w:tc>
       </w:tr>
@@ -3124,15 +3245,10 @@
               <w:spacing w:after="40"/>
               <w:rPr>
                 <w:sz w:val="22"/>
-              </w:rPr>
-            </w:pPr>
-            <w:r>
-              <w:rPr>
-                <w:b/>
-                <w:sz w:val="22"/>
-              </w:rPr>
-              <w:t>Livrables finaux</w:t>
-            </w:r>
+                <w:highlight w:val="magenta"/>
+                <w:lang w:val="fr-FR"/>
+              </w:rPr>
+            </w:pPr>
           </w:p>
         </w:tc>
         <w:tc>
@@ -3145,15 +3261,17 @@
               <w:spacing w:after="40"/>
               <w:rPr>
                 <w:sz w:val="22"/>
+                <w:highlight w:val="magenta"/>
                 <w:lang w:val="fr-FR"/>
               </w:rPr>
             </w:pPr>
             <w:r>
               <w:rPr>
                 <w:sz w:val="22"/>
-                <w:lang w:val="fr-FR"/>
-              </w:rPr>
-              <w:t>Rédiger les instructions d’installation et d’exécution</w:t>
+                <w:highlight w:val="magenta"/>
+                <w:lang w:val="fr-FR"/>
+              </w:rPr>
+              <w:t>Rédiger le rapport individuel d’utilisation de l’IA</w:t>
             </w:r>
           </w:p>
         </w:tc>
@@ -3174,7 +3292,7 @@
                 <w:sz w:val="22"/>
                 <w:lang w:val="fr-FR"/>
               </w:rPr>
-              <w:t>Anas</w:t>
+              <w:t>Anas, Adam, Ainul</w:t>
             </w:r>
           </w:p>
         </w:tc>
@@ -3195,7 +3313,7 @@
                 <w:sz w:val="22"/>
                 <w:lang w:val="fr-FR"/>
               </w:rPr>
-              <w:t>Adam</w:t>
+              <w:t>Chacun (son rapport)</w:t>
             </w:r>
           </w:p>
         </w:tc>
@@ -3211,13 +3329,6 @@
                 <w:lang w:val="fr-FR"/>
               </w:rPr>
             </w:pPr>
-            <w:r>
-              <w:rPr>
-                <w:sz w:val="22"/>
-                <w:lang w:val="fr-FR"/>
-              </w:rPr>
-              <w:t>Ainul</w:t>
-            </w:r>
           </w:p>
         </w:tc>
       </w:tr>
@@ -3236,6 +3347,7 @@
               <w:spacing w:after="40"/>
               <w:rPr>
                 <w:sz w:val="22"/>
+                <w:highlight w:val="magenta"/>
                 <w:lang w:val="fr-FR"/>
               </w:rPr>
             </w:pPr>
@@ -3251,15 +3363,38 @@
               <w:spacing w:after="40"/>
               <w:rPr>
                 <w:sz w:val="22"/>
+                <w:highlight w:val="magenta"/>
                 <w:lang w:val="fr-FR"/>
               </w:rPr>
             </w:pPr>
             <w:r>
               <w:rPr>
                 <w:sz w:val="22"/>
-                <w:lang w:val="fr-FR"/>
-              </w:rPr>
-              <w:t>Rassembler et documenter les sources utilisées</w:t>
+                <w:highlight w:val="magenta"/>
+                <w:lang w:val="fr-FR"/>
+              </w:rPr>
+              <w:t>Préparer la présentation finale (RACI et difficultés rencontrées)</w:t>
+            </w:r>
+          </w:p>
+        </w:tc>
+        <w:tc>
+          <w:tcPr>
+            <w:tcW w:w="1912" w:type="dxa"/>
+          </w:tcPr>
+          <w:p>
+            <w:pPr>
+              <w:spacing w:after="40"/>
+              <w:rPr>
+                <w:sz w:val="22"/>
+                <w:lang w:val="fr-FR"/>
+              </w:rPr>
+            </w:pPr>
+            <w:r>
+              <w:rPr>
+                <w:sz w:val="22"/>
+                <w:lang w:val="fr-FR"/>
+              </w:rPr>
+              <w:t>Adam, Ainul</w:t>
             </w:r>
           </w:p>
         </w:tc>
@@ -3301,28 +3436,7 @@
                 <w:sz w:val="22"/>
                 <w:lang w:val="fr-FR"/>
               </w:rPr>
-              <w:t>Ainul</w:t>
-            </w:r>
-          </w:p>
-        </w:tc>
-        <w:tc>
-          <w:tcPr>
-            <w:tcW w:w="1912" w:type="dxa"/>
-          </w:tcPr>
-          <w:p>
-            <w:pPr>
-              <w:spacing w:after="40"/>
-              <w:rPr>
-                <w:sz w:val="22"/>
-                <w:lang w:val="fr-FR"/>
-              </w:rPr>
-            </w:pPr>
-            <w:r>
-              <w:rPr>
-                <w:sz w:val="22"/>
-                <w:lang w:val="fr-FR"/>
-              </w:rPr>
-              <w:t>Anas, Adam</w:t>
+              <w:t>Anas</w:t>
             </w:r>
           </w:p>
         </w:tc>
@@ -3342,6 +3456,7 @@
               <w:spacing w:after="40"/>
               <w:rPr>
                 <w:sz w:val="22"/>
+                <w:highlight w:val="magenta"/>
                 <w:lang w:val="fr-FR"/>
               </w:rPr>
             </w:pPr>
@@ -3357,217 +3472,14 @@
               <w:spacing w:after="40"/>
               <w:rPr>
                 <w:sz w:val="22"/>
+                <w:highlight w:val="magenta"/>
                 <w:lang w:val="fr-FR"/>
               </w:rPr>
             </w:pPr>
             <w:r>
               <w:rPr>
                 <w:sz w:val="22"/>
-                <w:lang w:val="fr-FR"/>
-              </w:rPr>
-              <w:t>Rédiger le rapport individuel d’utilisation de l’IA</w:t>
-            </w:r>
-          </w:p>
-        </w:tc>
-        <w:tc>
-          <w:tcPr>
-            <w:tcW w:w="1912" w:type="dxa"/>
-          </w:tcPr>
-          <w:p>
-            <w:pPr>
-              <w:spacing w:after="40"/>
-              <w:rPr>
-                <w:sz w:val="22"/>
-                <w:lang w:val="fr-FR"/>
-              </w:rPr>
-            </w:pPr>
-            <w:r>
-              <w:rPr>
-                <w:sz w:val="22"/>
-                <w:lang w:val="fr-FR"/>
-              </w:rPr>
-              <w:t>Anas, Adam, Ainul</w:t>
-            </w:r>
-          </w:p>
-        </w:tc>
-        <w:tc>
-          <w:tcPr>
-            <w:tcW w:w="1912" w:type="dxa"/>
-          </w:tcPr>
-          <w:p>
-            <w:pPr>
-              <w:spacing w:after="40"/>
-              <w:rPr>
-                <w:sz w:val="22"/>
-                <w:lang w:val="fr-FR"/>
-              </w:rPr>
-            </w:pPr>
-            <w:r>
-              <w:rPr>
-                <w:sz w:val="22"/>
-                <w:lang w:val="fr-FR"/>
-              </w:rPr>
-              <w:t>Chacun (son rapport)</w:t>
-            </w:r>
-          </w:p>
-        </w:tc>
-        <w:tc>
-          <w:tcPr>
-            <w:tcW w:w="1912" w:type="dxa"/>
-          </w:tcPr>
-          <w:p>
-            <w:pPr>
-              <w:spacing w:after="40"/>
-              <w:rPr>
-                <w:sz w:val="22"/>
-                <w:lang w:val="fr-FR"/>
-              </w:rPr>
-            </w:pPr>
-          </w:p>
-        </w:tc>
-      </w:tr>
-      <w:tr>
-        <w:trPr>
-          <w:trHeight w:val="339"/>
-          <w:jc w:val="center"/>
-        </w:trPr>
-        <w:tc>
-          <w:tcPr>
-            <w:tcW w:w="4929" w:type="dxa"/>
-            <w:vAlign w:val="center"/>
-          </w:tcPr>
-          <w:p>
-            <w:pPr>
-              <w:spacing w:after="40"/>
-              <w:rPr>
-                <w:sz w:val="22"/>
-                <w:lang w:val="fr-FR"/>
-              </w:rPr>
-            </w:pPr>
-          </w:p>
-        </w:tc>
-        <w:tc>
-          <w:tcPr>
-            <w:tcW w:w="8665" w:type="dxa"/>
-            <w:vAlign w:val="center"/>
-          </w:tcPr>
-          <w:p>
-            <w:pPr>
-              <w:spacing w:after="40"/>
-              <w:rPr>
-                <w:sz w:val="22"/>
-                <w:lang w:val="fr-FR"/>
-              </w:rPr>
-            </w:pPr>
-            <w:r>
-              <w:rPr>
-                <w:sz w:val="22"/>
-                <w:lang w:val="fr-FR"/>
-              </w:rPr>
-              <w:t>Préparer la présentation finale (RACI et difficultés rencontrées)</w:t>
-            </w:r>
-          </w:p>
-        </w:tc>
-        <w:tc>
-          <w:tcPr>
-            <w:tcW w:w="1912" w:type="dxa"/>
-          </w:tcPr>
-          <w:p>
-            <w:pPr>
-              <w:spacing w:after="40"/>
-              <w:rPr>
-                <w:sz w:val="22"/>
-                <w:lang w:val="fr-FR"/>
-              </w:rPr>
-            </w:pPr>
-            <w:r>
-              <w:rPr>
-                <w:sz w:val="22"/>
-                <w:lang w:val="fr-FR"/>
-              </w:rPr>
-              <w:t>Adam, Ainul</w:t>
-            </w:r>
-          </w:p>
-        </w:tc>
-        <w:tc>
-          <w:tcPr>
-            <w:tcW w:w="1912" w:type="dxa"/>
-          </w:tcPr>
-          <w:p>
-            <w:pPr>
-              <w:spacing w:after="40"/>
-              <w:rPr>
-                <w:sz w:val="22"/>
-                <w:lang w:val="fr-FR"/>
-              </w:rPr>
-            </w:pPr>
-            <w:r>
-              <w:rPr>
-                <w:sz w:val="22"/>
-                <w:lang w:val="fr-FR"/>
-              </w:rPr>
-              <w:t>Ainul</w:t>
-            </w:r>
-          </w:p>
-        </w:tc>
-        <w:tc>
-          <w:tcPr>
-            <w:tcW w:w="1912" w:type="dxa"/>
-          </w:tcPr>
-          <w:p>
-            <w:pPr>
-              <w:spacing w:after="40"/>
-              <w:rPr>
-                <w:sz w:val="22"/>
-                <w:lang w:val="fr-FR"/>
-              </w:rPr>
-            </w:pPr>
-            <w:r>
-              <w:rPr>
-                <w:sz w:val="22"/>
-                <w:lang w:val="fr-FR"/>
-              </w:rPr>
-              <w:t>Anas</w:t>
-            </w:r>
-          </w:p>
-        </w:tc>
-      </w:tr>
-      <w:tr>
-        <w:trPr>
-          <w:trHeight w:val="339"/>
-          <w:jc w:val="center"/>
-        </w:trPr>
-        <w:tc>
-          <w:tcPr>
-            <w:tcW w:w="4929" w:type="dxa"/>
-            <w:vAlign w:val="center"/>
-          </w:tcPr>
-          <w:p>
-            <w:pPr>
-              <w:spacing w:after="40"/>
-              <w:rPr>
-                <w:sz w:val="22"/>
-                <w:lang w:val="fr-FR"/>
-              </w:rPr>
-            </w:pPr>
-          </w:p>
-        </w:tc>
-        <w:tc>
-          <w:tcPr>
-            <w:tcW w:w="8665" w:type="dxa"/>
-            <w:vAlign w:val="center"/>
-          </w:tcPr>
-          <w:p>
-            <w:pPr>
-              <w:spacing w:after="40"/>
-              <w:rPr>
-                <w:sz w:val="22"/>
-                <w:lang w:val="fr-FR"/>
-              </w:rPr>
-            </w:pPr>
-            <w:r>
-              <w:rPr>
-                <w:sz w:val="22"/>
+                <w:highlight w:val="magenta"/>
                 <w:lang w:val="fr-FR"/>
               </w:rPr>
               <w:t>Préparer et réaliser la démonstration finale</w:t>
@@ -3656,7 +3568,7 @@
 </file>
 
 <file path=word/numbering.xml><?xml version="1.0" encoding="utf-8"?>
-<w:numbering xmlns:wpc="http://schemas.microsoft.com/office/word/2010/wordprocessingCanvas" xmlns:cx="http://schemas.microsoft.com/office/drawing/2014/chartex" xmlns:cx1="http://schemas.microsoft.com/office/drawing/2015/9/8/chartex" xmlns:cx2="http://schemas.microsoft.com/office/drawing/2015/10/21/chartex" xmlns:cx3="http://schemas.microsoft.com/office/drawing/2016/5/9/chartex" xmlns:cx4="http://schemas.microsoft.com/office/drawing/2016/5/10/chartex" xmlns:cx5="http://schemas.microsoft.com/office/drawing/2016/5/11/chartex" xmlns:cx6="http://schemas.microsoft.com/office/drawing/2016/5/12/chartex" xmlns:cx7="http://schemas.microsoft.com/office/drawing/2016/5/13/chartex" xmlns:cx8="http://schemas.microsoft.com/office/drawing/2016/5/14/chartex" xmlns:mc="http://schemas.openxmlformats.org/markup-compatibility/2006" xmlns:aink="http://schemas.microsoft.com/office/drawing/2016/ink" xmlns:am3d="http://schemas.microsoft.com/office/drawing/2017/model3d" xmlns:o="urn:schemas-microsoft-com:office:office" xmlns:oel="http://schemas.microsoft.com/office/2019/extlst" xmlns:r="http://schemas.openxmlformats.org/officeDocument/2006/relationships" xmlns:m="http://schemas.openxmlformats.org/officeDocument/2006/math" xmlns:v="urn:schemas-microsoft-com:vml" xmlns:wp14="http://schemas.microsoft.com/office/word/2010/wordprocessingDrawing" xmlns:wp="http://schemas.openxmlformats.org/drawingml/2006/wordprocessingDrawing" xmlns:w10="urn:schemas-microsoft-com:office:word" xmlns:w="http://schemas.openxmlformats.org/wordprocessingml/2006/main" xmlns:w14="http://schemas.microsoft.com/office/word/2010/wordml" xmlns:w15="http://schemas.microsoft.com/office/word/2012/wordml" xmlns:w16cex="http://schemas.microsoft.com/office/word/2018/wordml/cex" xmlns:w16cid="http://schemas.microsoft.com/office/word/2016/wordml/cid" xmlns:w16="http://schemas.microsoft.com/office/word/2018/wordml" xmlns:w16du="http://schemas.microsoft.com/office/word/2023/wordml/word16du" xmlns:w16sdtdh="http://schemas.microsoft.com/office/word/2020/wordml/sdtdatahash" xmlns:w16sdtfl="http://schemas.microsoft.com/office/word/2024/wordml/sdtformatlock" xmlns:w16se="http://schemas.microsoft.com/office/word/2015/wordml/symex" xmlns:wpg="http://schemas.microsoft.com/office/word/2010/wordprocessingGroup" xmlns:wpi="http://schemas.microsoft.com/office/word/2010/wordprocessingInk" xmlns:wne="http://schemas.microsoft.com/office/word/2006/wordml" xmlns:wps="http://schemas.microsoft.com/office/word/2010/wordprocessingShape" mc:Ignorable="w14 w15 w16se w16cid w16 w16cex w16sdtdh w16sdtfl w16du wp14">
+<w:numbering xmlns:wpc="http://schemas.microsoft.com/office/word/2010/wordprocessingCanvas" xmlns:cx="http://schemas.microsoft.com/office/drawing/2014/chartex" xmlns:cx1="http://schemas.microsoft.com/office/drawing/2015/9/8/chartex" xmlns:cx2="http://schemas.microsoft.com/office/drawing/2015/10/21/chartex" xmlns:cx3="http://schemas.microsoft.com/office/drawing/2016/5/9/chartex" xmlns:cx4="http://schemas.microsoft.com/office/drawing/2016/5/10/chartex" xmlns:cx5="http://schemas.microsoft.com/office/drawing/2016/5/11/chartex" xmlns:cx6="http://schemas.microsoft.com/office/drawing/2016/5/12/chartex" xmlns:cx7="http://schemas.microsoft.com/office/drawing/2016/5/13/chartex" xmlns:cx8="http://schemas.microsoft.com/office/drawing/2016/5/14/chartex" xmlns:mc="http://schemas.openxmlformats.org/markup-compatibility/2006" xmlns:aink="http://schemas.microsoft.com/office/drawing/2016/ink" xmlns:am3d="http://schemas.microsoft.com/office/drawing/2017/model3d" xmlns:o="urn:schemas-microsoft-com:office:office" xmlns:r="http://schemas.openxmlformats.org/officeDocument/2006/relationships" xmlns:m="http://schemas.openxmlformats.org/officeDocument/2006/math" xmlns:v="urn:schemas-microsoft-com:vml" xmlns:wp14="http://schemas.microsoft.com/office/word/2010/wordprocessingDrawing" xmlns:wp="http://schemas.openxmlformats.org/drawingml/2006/wordprocessingDrawing" xmlns:w10="urn:schemas-microsoft-com:office:word" xmlns:w="http://schemas.openxmlformats.org/wordprocessingml/2006/main" xmlns:w14="http://schemas.microsoft.com/office/word/2010/wordml" xmlns:w15="http://schemas.microsoft.com/office/word/2012/wordml" xmlns:w16cex="http://schemas.microsoft.com/office/word/2018/wordml/cex" xmlns:w16cid="http://schemas.microsoft.com/office/word/2016/wordml/cid" xmlns:w16="http://schemas.microsoft.com/office/word/2018/wordml" xmlns:w16sdtdh="http://schemas.microsoft.com/office/word/2020/wordml/sdtdatahash" xmlns:w16se="http://schemas.microsoft.com/office/word/2015/wordml/symex" xmlns:wpg="http://schemas.microsoft.com/office/word/2010/wordprocessingGroup" xmlns:wpi="http://schemas.microsoft.com/office/word/2010/wordprocessingInk" xmlns:wne="http://schemas.microsoft.com/office/word/2006/wordml" xmlns:wps="http://schemas.microsoft.com/office/word/2010/wordprocessingShape" mc:Ignorable="w14 w15 w16se w16cid w16 w16cex w16sdtdh wp14">
   <w:abstractNum w:abstractNumId="0" w15:restartNumberingAfterBreak="0">
     <w:nsid w:val="FFFFFF7C"/>
     <w:multiLevelType w:val="singleLevel"/>
@@ -3828,38 +3740,38 @@
       </w:rPr>
     </w:lvl>
   </w:abstractNum>
-  <w:num w:numId="1" w16cid:durableId="1930113906">
+  <w:num w:numId="1">
     <w:abstractNumId w:val="8"/>
   </w:num>
-  <w:num w:numId="2" w16cid:durableId="2031760320">
+  <w:num w:numId="2">
     <w:abstractNumId w:val="6"/>
   </w:num>
-  <w:num w:numId="3" w16cid:durableId="913467411">
+  <w:num w:numId="3">
     <w:abstractNumId w:val="5"/>
   </w:num>
-  <w:num w:numId="4" w16cid:durableId="1147016114">
+  <w:num w:numId="4">
     <w:abstractNumId w:val="4"/>
   </w:num>
-  <w:num w:numId="5" w16cid:durableId="2075928471">
+  <w:num w:numId="5">
     <w:abstractNumId w:val="7"/>
   </w:num>
-  <w:num w:numId="6" w16cid:durableId="2033679456">
+  <w:num w:numId="6">
     <w:abstractNumId w:val="3"/>
   </w:num>
-  <w:num w:numId="7" w16cid:durableId="2097434064">
+  <w:num w:numId="7">
     <w:abstractNumId w:val="2"/>
   </w:num>
-  <w:num w:numId="8" w16cid:durableId="504247552">
+  <w:num w:numId="8">
     <w:abstractNumId w:val="1"/>
   </w:num>
-  <w:num w:numId="9" w16cid:durableId="294676944">
+  <w:num w:numId="9">
     <w:abstractNumId w:val="0"/>
   </w:num>
 </w:numbering>
 </file>
 
 <file path=word/styles.xml><?xml version="1.0" encoding="utf-8"?>
-<w:styles xmlns:mc="http://schemas.openxmlformats.org/markup-compatibility/2006" xmlns:r="http://schemas.openxmlformats.org/officeDocument/2006/relationships" xmlns:w="http://schemas.openxmlformats.org/wordprocessingml/2006/main" xmlns:w14="http://schemas.microsoft.com/office/word/2010/wordml" xmlns:w15="http://schemas.microsoft.com/office/word/2012/wordml" xmlns:w16cex="http://schemas.microsoft.com/office/word/2018/wordml/cex" xmlns:w16cid="http://schemas.microsoft.com/office/word/2016/wordml/cid" xmlns:w16="http://schemas.microsoft.com/office/word/2018/wordml" xmlns:w16du="http://schemas.microsoft.com/office/word/2023/wordml/word16du" xmlns:w16sdtdh="http://schemas.microsoft.com/office/word/2020/wordml/sdtdatahash" xmlns:w16sdtfl="http://schemas.microsoft.com/office/word/2024/wordml/sdtformatlock" xmlns:w16se="http://schemas.microsoft.com/office/word/2015/wordml/symex" mc:Ignorable="w14 w15 w16se w16cid w16 w16cex w16sdtdh w16sdtfl w16du">
+<w:styles xmlns:mc="http://schemas.openxmlformats.org/markup-compatibility/2006" xmlns:r="http://schemas.openxmlformats.org/officeDocument/2006/relationships" xmlns:w="http://schemas.openxmlformats.org/wordprocessingml/2006/main" xmlns:w14="http://schemas.microsoft.com/office/word/2010/wordml" xmlns:w15="http://schemas.microsoft.com/office/word/2012/wordml" xmlns:w16cex="http://schemas.microsoft.com/office/word/2018/wordml/cex" xmlns:w16cid="http://schemas.microsoft.com/office/word/2016/wordml/cid" xmlns:w16="http://schemas.microsoft.com/office/word/2018/wordml" xmlns:w16sdtdh="http://schemas.microsoft.com/office/word/2020/wordml/sdtdatahash" xmlns:w16se="http://schemas.microsoft.com/office/word/2015/wordml/symex" mc:Ignorable="w14 w15 w16se w16cid w16 w16cex w16sdtdh">
   <w:docDefaults>
     <w:rPrDefault>
       <w:rPr>
